--- a/3._analyses.docx
+++ b/3._analyses.docx
@@ -15,7 +15,7 @@
         <w:pStyle w:val="Author"/>
       </w:pPr>
       <w:r>
-        <w:t xml:space="preserve">Aleksandra Urman, Ana Jovancevic, and Johannes B. Gruber</w:t>
+        <w:t xml:space="preserve">Aleksandra Urman and Johannes B. Gruber</w:t>
       </w:r>
     </w:p>
     <w:p>
@@ -23,7 +23,7 @@
         <w:pStyle w:val="Date"/>
       </w:pPr>
       <w:r>
-        <w:t xml:space="preserve">2026-01-02</w:t>
+        <w:t xml:space="preserve">2026-01-08</w:t>
       </w:r>
     </w:p>
     <w:bookmarkStart w:id="22" w:name="introduction"/>
@@ -1167,6 +1167,50 @@
       </w:pPr>
       <w:r>
         <w:t xml:space="preserve">RQ1: Does gender representation differ across stereotype dimensions?</w:t>
+      </w:r>
+    </w:p>
+    <w:p>
+      <w:pPr>
+        <w:pStyle w:val="SourceCode"/>
+      </w:pPr>
+      <w:r>
+        <w:rPr>
+          <w:rStyle w:val="VerbatimChar"/>
+        </w:rPr>
+        <w:t xml:space="preserve">#&gt; Chi-square test of independence:</w:t>
+      </w:r>
+    </w:p>
+    <w:p>
+      <w:pPr>
+        <w:pStyle w:val="SourceCode"/>
+      </w:pPr>
+      <w:r>
+        <w:rPr>
+          <w:rStyle w:val="VerbatimChar"/>
+        </w:rPr>
+        <w:t xml:space="preserve">#&gt; χ²(24) = 34059.126, p &lt; .001</w:t>
+      </w:r>
+    </w:p>
+    <w:p>
+      <w:pPr>
+        <w:pStyle w:val="SourceCode"/>
+      </w:pPr>
+      <w:r>
+        <w:rPr>
+          <w:rStyle w:val="VerbatimChar"/>
+        </w:rPr>
+        <w:t xml:space="preserve">#&gt; Cramér's V = 0.230</w:t>
+      </w:r>
+    </w:p>
+    <w:p>
+      <w:pPr>
+        <w:pStyle w:val="SourceCode"/>
+      </w:pPr>
+      <w:r>
+        <w:rPr>
+          <w:rStyle w:val="VerbatimChar"/>
+        </w:rPr>
+        <w:t xml:space="preserve">#&gt; Cramér's V² = 0.053 (effect size: small)</w:t>
       </w:r>
     </w:p>
     <w:p>
@@ -1864,7 +1908,7 @@
               <w:jc w:val="center"/>
             </w:pPr>
             <w:pPr>
-              <w:jc w:val="left"/>
+              <w:jc w:val="start"/>
               <w:spacing w:before="200"/>
               <w:pStyle w:val="ImageCaption"/>
             </w:pPr>
@@ -1907,16 +1951,17 @@
         <w:tblStyle w:val="Table"/>
         <w:tblLook w:firstRow="0" w:lastRow="0" w:firstColumn="0" w:lastColumn="0" w:noHBand="0" w:noVBand="0" w:val="0000"/>
         <w:tblBorders>
+          <w:left w:val="single" w:sz="24" w:space="0" w:color="00A047"/>
+          <w:right w:val="single" w:sz="4" w:space="0" w:color="00A047"/>
           <w:top w:val="single" w:sz="4" w:space="0" w:color="00A047"/>
-          <w:left w:val="single" w:sz="24" w:space="0" w:color="00A047"/>
           <w:bottom w:val="single" w:sz="4" w:space="0" w:color="00A047"/>
-          <w:right w:val="single" w:sz="4" w:space="0" w:color="00A047"/>
         </w:tblBorders>
         <w:tblCellMar>
           <w:left w:w="144" w:type="dxa"/>
           <w:right w:w="144" w:type="dxa"/>
         </w:tblCellMar>
-        <w:tblLook w:firstRow="0" w:lastRow="0" w:firstColumn="0" w:lastColumn="0" w:noHBand="0" w:noVBand="0" w:val="0000"/>
+        <w:tblInd w:w="164" w:type="dxa"/>
+        <w:tblW w:type="pct" w:w="100%"/>
       </w:tblPr>
       <w:tr>
         <w:trPr>
@@ -1948,7 +1993,7 @@
                     <a:graphicData uri="http://schemas.openxmlformats.org/drawingml/2006/picture">
                       <pic:pic>
                         <pic:nvPicPr>
-                          <pic:cNvPr descr="/opt/quarto/share/formats/docx/tip.png" id="60" name="Picture"/>
+                          <pic:cNvPr descr="/snap/rstudio/25/resources/app/bin/quarto/share/formats/docx/tip.png" id="60" name="Picture"/>
                           <pic:cNvPicPr>
                             <a:picLocks noChangeArrowheads="1" noChangeAspect="1"/>
                           </pic:cNvPicPr>
@@ -2022,12 +2067,60 @@
                     <w:jc w:val="center"/>
                   </w:pPr>
                   <w:pPr>
-                    <w:jc w:val="left"/>
+                    <w:jc w:val="start"/>
                     <w:spacing w:before="200"/>
                     <w:pStyle w:val="ImageCaption"/>
                   </w:pPr>
                   <w:r>
                     <w:t xml:space="preserve">Table 1</w:t>
+                  </w:r>
+                </w:p>
+                <w:p>
+                  <w:pPr>
+                    <w:pStyle w:val="SourceCode"/>
+                    <w:jc w:val="center"/>
+                  </w:pPr>
+                  <w:r>
+                    <w:rPr>
+                      <w:rStyle w:val="VerbatimChar"/>
+                    </w:rPr>
+                    <w:t xml:space="preserve">#&gt; Three-way chi-square test:</w:t>
+                  </w:r>
+                </w:p>
+                <w:p>
+                  <w:pPr>
+                    <w:pStyle w:val="SourceCode"/>
+                    <w:jc w:val="center"/>
+                  </w:pPr>
+                  <w:r>
+                    <w:rPr>
+                      <w:rStyle w:val="VerbatimChar"/>
+                    </w:rPr>
+                    <w:t xml:space="preserve">#&gt; χ²(174) = 73590.383, p &lt; .001</w:t>
+                  </w:r>
+                </w:p>
+                <w:p>
+                  <w:pPr>
+                    <w:pStyle w:val="SourceCode"/>
+                    <w:jc w:val="center"/>
+                  </w:pPr>
+                  <w:r>
+                    <w:rPr>
+                      <w:rStyle w:val="VerbatimChar"/>
+                    </w:rPr>
+                    <w:t xml:space="preserve">#&gt; Cramér's V = 0.276</w:t>
+                  </w:r>
+                </w:p>
+                <w:p>
+                  <w:pPr>
+                    <w:pStyle w:val="SourceCode"/>
+                    <w:jc w:val="center"/>
+                  </w:pPr>
+                  <w:r>
+                    <w:rPr>
+                      <w:rStyle w:val="VerbatimChar"/>
+                    </w:rPr>
+                    <w:t xml:space="preserve">#&gt; Cramér's V² = 0.076 (effect size: small)</w:t>
                   </w:r>
                 </w:p>
                 <w:p>
@@ -2082,7 +2175,6 @@
               </w:tc>
             </w:tr>
           </w:tbl>
-          <w:p/>
         </w:tc>
       </w:tr>
     </w:tbl>
@@ -2105,7 +2197,7 @@
               <w:jc w:val="center"/>
             </w:pPr>
             <w:pPr>
-              <w:jc w:val="left"/>
+              <w:jc w:val="start"/>
               <w:spacing w:before="200"/>
               <w:pStyle w:val="ImageCaption"/>
             </w:pPr>
@@ -2622,7 +2714,51 @@
     </w:p>
     <w:p>
       <w:pPr>
-        <w:pStyle w:val="BodyText"/>
+        <w:pStyle w:val="SourceCode"/>
+      </w:pPr>
+      <w:r>
+        <w:rPr>
+          <w:rStyle w:val="VerbatimChar"/>
+        </w:rPr>
+        <w:t xml:space="preserve">#&gt; Chi-square test: Model × Gender Pattern</w:t>
+      </w:r>
+    </w:p>
+    <w:p>
+      <w:pPr>
+        <w:pStyle w:val="SourceCode"/>
+      </w:pPr>
+      <w:r>
+        <w:rPr>
+          <w:rStyle w:val="VerbatimChar"/>
+        </w:rPr>
+        <w:t xml:space="preserve">#&gt; χ²(138) = 63050.015, p &lt; .001</w:t>
+      </w:r>
+    </w:p>
+    <w:p>
+      <w:pPr>
+        <w:pStyle w:val="SourceCode"/>
+      </w:pPr>
+      <w:r>
+        <w:rPr>
+          <w:rStyle w:val="VerbatimChar"/>
+        </w:rPr>
+        <w:t xml:space="preserve">#&gt; Cramér's V = 0.255</w:t>
+      </w:r>
+    </w:p>
+    <w:p>
+      <w:pPr>
+        <w:pStyle w:val="SourceCode"/>
+      </w:pPr>
+      <w:r>
+        <w:rPr>
+          <w:rStyle w:val="VerbatimChar"/>
+        </w:rPr>
+        <w:t xml:space="preserve">#&gt; Cramér's V² = 0.065 (effect size: small)</w:t>
+      </w:r>
+    </w:p>
+    <w:p>
+      <w:pPr>
+        <w:pStyle w:val="FirstParagraph"/>
       </w:pPr>
       <w:r>
         <w:t xml:space="preserve">Sample size: 161467</w:t>
@@ -4390,16 +4526,17 @@
         <w:tblStyle w:val="Table"/>
         <w:tblLook w:firstRow="0" w:lastRow="0" w:firstColumn="0" w:lastColumn="0" w:noHBand="0" w:noVBand="0" w:val="0000"/>
         <w:tblBorders>
+          <w:left w:val="single" w:sz="24" w:space="0" w:color="00A047"/>
+          <w:right w:val="single" w:sz="4" w:space="0" w:color="00A047"/>
           <w:top w:val="single" w:sz="4" w:space="0" w:color="00A047"/>
-          <w:left w:val="single" w:sz="24" w:space="0" w:color="00A047"/>
           <w:bottom w:val="single" w:sz="4" w:space="0" w:color="00A047"/>
-          <w:right w:val="single" w:sz="4" w:space="0" w:color="00A047"/>
         </w:tblBorders>
         <w:tblCellMar>
           <w:left w:w="144" w:type="dxa"/>
           <w:right w:w="144" w:type="dxa"/>
         </w:tblCellMar>
-        <w:tblLook w:firstRow="0" w:lastRow="0" w:firstColumn="0" w:lastColumn="0" w:noHBand="0" w:noVBand="0" w:val="0000"/>
+        <w:tblInd w:w="164" w:type="dxa"/>
+        <w:tblW w:type="pct" w:w="100%"/>
       </w:tblPr>
       <w:tr>
         <w:trPr>
@@ -4431,7 +4568,7 @@
                     <a:graphicData uri="http://schemas.openxmlformats.org/drawingml/2006/picture">
                       <pic:pic>
                         <pic:nvPicPr>
-                          <pic:cNvPr descr="/opt/quarto/share/formats/docx/tip.png" id="77" name="Picture"/>
+                          <pic:cNvPr descr="/snap/rstudio/25/resources/app/bin/quarto/share/formats/docx/tip.png" id="77" name="Picture"/>
                           <pic:cNvPicPr>
                             <a:picLocks noChangeArrowheads="1" noChangeAspect="1"/>
                           </pic:cNvPicPr>
@@ -4486,6 +4623,160 @@
               <w:bottom w:w="108" w:type="dxa"/>
             </w:tcMar>
           </w:tcPr>
+          <w:p>
+            <w:pPr>
+              <w:pStyle w:val="SourceCode"/>
+            </w:pPr>
+            <w:r>
+              <w:rPr>
+                <w:rStyle w:val="VerbatimChar"/>
+              </w:rPr>
+              <w:t xml:space="preserve">#&gt; Within-language model consistency:</w:t>
+            </w:r>
+          </w:p>
+          <w:p>
+            <w:pPr>
+              <w:pStyle w:val="SourceCode"/>
+            </w:pPr>
+            <w:r>
+              <w:rPr>
+                <w:rStyle w:val="VerbatimChar"/>
+              </w:rPr>
+              <w:t xml:space="preserve">#&gt; ------------------------------------------------------------</w:t>
+            </w:r>
+          </w:p>
+          <w:p>
+            <w:pPr>
+              <w:pStyle w:val="SourceCode"/>
+            </w:pPr>
+            <w:r>
+              <w:rPr>
+                <w:rStyle w:val="VerbatimChar"/>
+              </w:rPr>
+              <w:t xml:space="preserve">#&gt; </w:t>
+            </w:r>
+            <w:r>
+              <w:br/>
+            </w:r>
+            <w:r>
+              <w:rPr>
+                <w:rStyle w:val="VerbatimChar"/>
+              </w:rPr>
+              <w:t xml:space="preserve">#&gt; Average standard deviation by language (lower = more consistent):</w:t>
+            </w:r>
+          </w:p>
+          <w:p>
+            <w:pPr>
+              <w:pStyle w:val="SourceCode"/>
+            </w:pPr>
+            <w:r>
+              <w:rPr>
+                <w:rStyle w:val="VerbatimChar"/>
+              </w:rPr>
+              <w:t xml:space="preserve">#&gt; English: Average SD = 11.5%, Max Range = 91.3% </w:t>
+            </w:r>
+            <w:r>
+              <w:br/>
+            </w:r>
+            <w:r>
+              <w:rPr>
+                <w:rStyle w:val="VerbatimChar"/>
+              </w:rPr>
+              <w:t xml:space="preserve">#&gt; German: Average SD = 12.0%, Max Range = 90.4% </w:t>
+            </w:r>
+            <w:r>
+              <w:br/>
+            </w:r>
+            <w:r>
+              <w:rPr>
+                <w:rStyle w:val="VerbatimChar"/>
+              </w:rPr>
+              <w:t xml:space="preserve">#&gt; Russian: Average SD = 12.3%, Max Range = 83.8% </w:t>
+            </w:r>
+            <w:r>
+              <w:br/>
+            </w:r>
+            <w:r>
+              <w:rPr>
+                <w:rStyle w:val="VerbatimChar"/>
+              </w:rPr>
+              <w:t xml:space="preserve">#&gt; Albanian: Average SD = 14.6%, Max Range = 99.8% </w:t>
+            </w:r>
+            <w:r>
+              <w:br/>
+            </w:r>
+            <w:r>
+              <w:rPr>
+                <w:rStyle w:val="VerbatimChar"/>
+              </w:rPr>
+              <w:t xml:space="preserve">#&gt; Serbian: Average SD = 15.0%, Max Range = 98.3% </w:t>
+            </w:r>
+            <w:r>
+              <w:br/>
+            </w:r>
+            <w:r>
+              <w:rPr>
+                <w:rStyle w:val="VerbatimChar"/>
+              </w:rPr>
+              <w:t xml:space="preserve">#&gt; Czech: Average SD = 17.9%, Max Range = 99.3%</w:t>
+            </w:r>
+          </w:p>
+          <w:p>
+            <w:pPr>
+              <w:pStyle w:val="SourceCode"/>
+            </w:pPr>
+            <w:r>
+              <w:rPr>
+                <w:rStyle w:val="VerbatimChar"/>
+              </w:rPr>
+              <w:t xml:space="preserve">#&gt; Albanian: χ²(132) = 14287.43, p &lt; .001, Cramér's V = 0.364 </w:t>
+            </w:r>
+            <w:r>
+              <w:br/>
+            </w:r>
+            <w:r>
+              <w:rPr>
+                <w:rStyle w:val="VerbatimChar"/>
+              </w:rPr>
+              <w:t xml:space="preserve">#&gt; Czech: χ²(138) = 50234.70, p &lt; .001, Cramér's V = 0.512 </w:t>
+            </w:r>
+            <w:r>
+              <w:br/>
+            </w:r>
+            <w:r>
+              <w:rPr>
+                <w:rStyle w:val="VerbatimChar"/>
+              </w:rPr>
+              <w:t xml:space="preserve">#&gt; English: χ²(138) = 24835.39, p &lt; .001, Cramér's V = 0.362 </w:t>
+            </w:r>
+            <w:r>
+              <w:br/>
+            </w:r>
+            <w:r>
+              <w:rPr>
+                <w:rStyle w:val="VerbatimChar"/>
+              </w:rPr>
+              <w:t xml:space="preserve">#&gt; German: χ²(138) = 21658.28, p &lt; .001, Cramér's V = 0.356 </w:t>
+            </w:r>
+            <w:r>
+              <w:br/>
+            </w:r>
+            <w:r>
+              <w:rPr>
+                <w:rStyle w:val="VerbatimChar"/>
+              </w:rPr>
+              <w:t xml:space="preserve">#&gt; Russian: χ²(138) = 22137.75, p &lt; .001, Cramér's V = 0.386 </w:t>
+            </w:r>
+            <w:r>
+              <w:br/>
+            </w:r>
+            <w:r>
+              <w:rPr>
+                <w:rStyle w:val="VerbatimChar"/>
+              </w:rPr>
+              <w:t xml:space="preserve">#&gt; Serbian: χ²(138) = 30942.84, p &lt; .001, Cramér's V = 0.439</w:t>
+            </w:r>
+          </w:p>
           <w:tbl>
             <w:tblPr>
               <w:tblStyle w:val="Table"/>
@@ -4505,76 +4796,331 @@
                     <w:jc w:val="center"/>
                   </w:pPr>
                   <w:pPr>
-                    <w:jc w:val="left"/>
+                    <w:jc w:val="start"/>
                     <w:spacing w:before="200"/>
                     <w:pStyle w:val="ImageCaption"/>
                   </w:pPr>
                   <w:r>
-                    <w:t xml:space="preserve">Table 3</w:t>
-                  </w:r>
-                </w:p>
-                <w:p>
-                  <w:pPr>
-                    <w:pStyle w:val="SourceCode"/>
-                    <w:jc w:val="center"/>
-                  </w:pPr>
-                  <w:r>
-                    <w:rPr>
-                      <w:rStyle w:val="VerbatimChar"/>
-                    </w:rPr>
-                    <w:t xml:space="preserve">#&gt; Albanian: χ²(132) = 14287.43, p &lt; .001, Cramér's V = 0.364 </w:t>
-                  </w:r>
-                  <w:r>
-                    <w:br/>
-                  </w:r>
-                  <w:r>
-                    <w:rPr>
-                      <w:rStyle w:val="VerbatimChar"/>
-                    </w:rPr>
-                    <w:t xml:space="preserve">#&gt; Czech: χ²(138) = 50234.70, p &lt; .001, Cramér's V = 0.512 </w:t>
-                  </w:r>
-                  <w:r>
-                    <w:br/>
-                  </w:r>
-                  <w:r>
-                    <w:rPr>
-                      <w:rStyle w:val="VerbatimChar"/>
-                    </w:rPr>
-                    <w:t xml:space="preserve">#&gt; English: χ²(138) = 24835.39, p &lt; .001, Cramér's V = 0.362 </w:t>
-                  </w:r>
-                  <w:r>
-                    <w:br/>
-                  </w:r>
-                  <w:r>
-                    <w:rPr>
-                      <w:rStyle w:val="VerbatimChar"/>
-                    </w:rPr>
-                    <w:t xml:space="preserve">#&gt; German: χ²(138) = 21658.28, p &lt; .001, Cramér's V = 0.356 </w:t>
-                  </w:r>
-                  <w:r>
-                    <w:br/>
-                  </w:r>
-                  <w:r>
-                    <w:rPr>
-                      <w:rStyle w:val="VerbatimChar"/>
-                    </w:rPr>
-                    <w:t xml:space="preserve">#&gt; Russian: χ²(138) = 22137.75, p &lt; .001, Cramér's V = 0.386 </w:t>
-                  </w:r>
-                  <w:r>
-                    <w:br/>
-                  </w:r>
-                  <w:r>
-                    <w:rPr>
-                      <w:rStyle w:val="VerbatimChar"/>
-                    </w:rPr>
-                    <w:t xml:space="preserve">#&gt; Serbian: χ²(138) = 30942.84, p &lt; .001, Cramér's V = 0.439</w:t>
-                  </w:r>
-                </w:p>
+                    <w:t xml:space="preserve">Table 3: Within-Language Model Consistency</w:t>
+                  </w:r>
+                </w:p>
+                <w:p>
+                  <w:pPr>
+                    <w:pStyle w:val="Compact"/>
+                    <w:jc w:val="center"/>
+                  </w:pPr>
+                  <w:r>
+                    <w:t xml:space="preserve">Within-Language Model Consistency</w:t>
+                  </w:r>
+                </w:p>
+                <w:tbl>
+                  <w:tblPr>
+                    <w:tblStyle w:val="Table"/>
+                    <w:tblW w:type="auto" w:w="0"/>
+                    <w:tblLook w:firstRow="1" w:lastRow="0" w:firstColumn="0" w:lastColumn="0" w:noHBand="0" w:noVBand="0" w:val="0020"/>
+                    <w:tblCaption w:val="Within-Language Model Consistency"/>
+                  </w:tblPr>
+                  <w:tblGrid>
+                    <w:gridCol w:w="2640"/>
+                    <w:gridCol w:w="2640"/>
+                    <w:gridCol w:w="2640"/>
+                  </w:tblGrid>
+                  <w:tr>
+                    <w:trPr>
+                      <w:tblHeader w:val="on"/>
+                    </w:trPr>
+                    <w:tc>
+                      <w:tcPr/>
+                      <w:p>
+                        <w:pPr>
+                          <w:pStyle w:val="Compact"/>
+                          <w:jc w:val="left"/>
+                          <w:jc w:val="center"/>
+                        </w:pPr>
+                        <w:r>
+                          <w:t xml:space="preserve">Language</w:t>
+                        </w:r>
+                      </w:p>
+                    </w:tc>
+                    <w:tc>
+                      <w:tcPr/>
+                      <w:p>
+                        <w:pPr>
+                          <w:pStyle w:val="Compact"/>
+                          <w:jc w:val="right"/>
+                          <w:jc w:val="center"/>
+                        </w:pPr>
+                        <w:r>
+                          <w:t xml:space="preserve">Average SD (%)</w:t>
+                        </w:r>
+                      </w:p>
+                    </w:tc>
+                    <w:tc>
+                      <w:tcPr/>
+                      <w:p>
+                        <w:pPr>
+                          <w:pStyle w:val="Compact"/>
+                          <w:jc w:val="right"/>
+                          <w:jc w:val="center"/>
+                        </w:pPr>
+                        <w:r>
+                          <w:t xml:space="preserve">Max Range (%)</w:t>
+                        </w:r>
+                      </w:p>
+                    </w:tc>
+                  </w:tr>
+                  <w:tr>
+                    <w:tc>
+                      <w:tcPr/>
+                      <w:p>
+                        <w:pPr>
+                          <w:pStyle w:val="Compact"/>
+                          <w:jc w:val="left"/>
+                          <w:jc w:val="center"/>
+                        </w:pPr>
+                        <w:r>
+                          <w:t xml:space="preserve">English</w:t>
+                        </w:r>
+                      </w:p>
+                    </w:tc>
+                    <w:tc>
+                      <w:tcPr/>
+                      <w:p>
+                        <w:pPr>
+                          <w:pStyle w:val="Compact"/>
+                          <w:jc w:val="right"/>
+                          <w:jc w:val="center"/>
+                        </w:pPr>
+                        <w:r>
+                          <w:t xml:space="preserve">11.5</w:t>
+                        </w:r>
+                      </w:p>
+                    </w:tc>
+                    <w:tc>
+                      <w:tcPr/>
+                      <w:p>
+                        <w:pPr>
+                          <w:pStyle w:val="Compact"/>
+                          <w:jc w:val="right"/>
+                          <w:jc w:val="center"/>
+                        </w:pPr>
+                        <w:r>
+                          <w:t xml:space="preserve">91.3</w:t>
+                        </w:r>
+                      </w:p>
+                    </w:tc>
+                  </w:tr>
+                  <w:tr>
+                    <w:tc>
+                      <w:tcPr/>
+                      <w:p>
+                        <w:pPr>
+                          <w:pStyle w:val="Compact"/>
+                          <w:jc w:val="left"/>
+                          <w:jc w:val="center"/>
+                        </w:pPr>
+                        <w:r>
+                          <w:t xml:space="preserve">German</w:t>
+                        </w:r>
+                      </w:p>
+                    </w:tc>
+                    <w:tc>
+                      <w:tcPr/>
+                      <w:p>
+                        <w:pPr>
+                          <w:pStyle w:val="Compact"/>
+                          <w:jc w:val="right"/>
+                          <w:jc w:val="center"/>
+                        </w:pPr>
+                        <w:r>
+                          <w:t xml:space="preserve">12.0</w:t>
+                        </w:r>
+                      </w:p>
+                    </w:tc>
+                    <w:tc>
+                      <w:tcPr/>
+                      <w:p>
+                        <w:pPr>
+                          <w:pStyle w:val="Compact"/>
+                          <w:jc w:val="right"/>
+                          <w:jc w:val="center"/>
+                        </w:pPr>
+                        <w:r>
+                          <w:t xml:space="preserve">90.4</w:t>
+                        </w:r>
+                      </w:p>
+                    </w:tc>
+                  </w:tr>
+                  <w:tr>
+                    <w:tc>
+                      <w:tcPr/>
+                      <w:p>
+                        <w:pPr>
+                          <w:pStyle w:val="Compact"/>
+                          <w:jc w:val="left"/>
+                          <w:jc w:val="center"/>
+                        </w:pPr>
+                        <w:r>
+                          <w:t xml:space="preserve">Russian</w:t>
+                        </w:r>
+                      </w:p>
+                    </w:tc>
+                    <w:tc>
+                      <w:tcPr/>
+                      <w:p>
+                        <w:pPr>
+                          <w:pStyle w:val="Compact"/>
+                          <w:jc w:val="right"/>
+                          <w:jc w:val="center"/>
+                        </w:pPr>
+                        <w:r>
+                          <w:t xml:space="preserve">12.3</w:t>
+                        </w:r>
+                      </w:p>
+                    </w:tc>
+                    <w:tc>
+                      <w:tcPr/>
+                      <w:p>
+                        <w:pPr>
+                          <w:pStyle w:val="Compact"/>
+                          <w:jc w:val="right"/>
+                          <w:jc w:val="center"/>
+                        </w:pPr>
+                        <w:r>
+                          <w:t xml:space="preserve">83.8</w:t>
+                        </w:r>
+                      </w:p>
+                    </w:tc>
+                  </w:tr>
+                  <w:tr>
+                    <w:tc>
+                      <w:tcPr/>
+                      <w:p>
+                        <w:pPr>
+                          <w:pStyle w:val="Compact"/>
+                          <w:jc w:val="left"/>
+                          <w:jc w:val="center"/>
+                        </w:pPr>
+                        <w:r>
+                          <w:t xml:space="preserve">Albanian</w:t>
+                        </w:r>
+                      </w:p>
+                    </w:tc>
+                    <w:tc>
+                      <w:tcPr/>
+                      <w:p>
+                        <w:pPr>
+                          <w:pStyle w:val="Compact"/>
+                          <w:jc w:val="right"/>
+                          <w:jc w:val="center"/>
+                        </w:pPr>
+                        <w:r>
+                          <w:t xml:space="preserve">14.6</w:t>
+                        </w:r>
+                      </w:p>
+                    </w:tc>
+                    <w:tc>
+                      <w:tcPr/>
+                      <w:p>
+                        <w:pPr>
+                          <w:pStyle w:val="Compact"/>
+                          <w:jc w:val="right"/>
+                          <w:jc w:val="center"/>
+                        </w:pPr>
+                        <w:r>
+                          <w:t xml:space="preserve">99.8</w:t>
+                        </w:r>
+                      </w:p>
+                    </w:tc>
+                  </w:tr>
+                  <w:tr>
+                    <w:tc>
+                      <w:tcPr/>
+                      <w:p>
+                        <w:pPr>
+                          <w:pStyle w:val="Compact"/>
+                          <w:jc w:val="left"/>
+                          <w:jc w:val="center"/>
+                        </w:pPr>
+                        <w:r>
+                          <w:t xml:space="preserve">Serbian</w:t>
+                        </w:r>
+                      </w:p>
+                    </w:tc>
+                    <w:tc>
+                      <w:tcPr/>
+                      <w:p>
+                        <w:pPr>
+                          <w:pStyle w:val="Compact"/>
+                          <w:jc w:val="right"/>
+                          <w:jc w:val="center"/>
+                        </w:pPr>
+                        <w:r>
+                          <w:t xml:space="preserve">15.0</w:t>
+                        </w:r>
+                      </w:p>
+                    </w:tc>
+                    <w:tc>
+                      <w:tcPr/>
+                      <w:p>
+                        <w:pPr>
+                          <w:pStyle w:val="Compact"/>
+                          <w:jc w:val="right"/>
+                          <w:jc w:val="center"/>
+                        </w:pPr>
+                        <w:r>
+                          <w:t xml:space="preserve">98.3</w:t>
+                        </w:r>
+                      </w:p>
+                    </w:tc>
+                  </w:tr>
+                  <w:tr>
+                    <w:tc>
+                      <w:tcPr/>
+                      <w:p>
+                        <w:pPr>
+                          <w:pStyle w:val="Compact"/>
+                          <w:jc w:val="left"/>
+                          <w:jc w:val="center"/>
+                        </w:pPr>
+                        <w:r>
+                          <w:t xml:space="preserve">Czech</w:t>
+                        </w:r>
+                      </w:p>
+                    </w:tc>
+                    <w:tc>
+                      <w:tcPr/>
+                      <w:p>
+                        <w:pPr>
+                          <w:pStyle w:val="Compact"/>
+                          <w:jc w:val="right"/>
+                          <w:jc w:val="center"/>
+                        </w:pPr>
+                        <w:r>
+                          <w:t xml:space="preserve">17.9</w:t>
+                        </w:r>
+                      </w:p>
+                    </w:tc>
+                    <w:tc>
+                      <w:tcPr/>
+                      <w:p>
+                        <w:pPr>
+                          <w:pStyle w:val="Compact"/>
+                          <w:jc w:val="right"/>
+                          <w:jc w:val="center"/>
+                        </w:pPr>
+                        <w:r>
+                          <w:t xml:space="preserve">99.3</w:t>
+                        </w:r>
+                      </w:p>
+                    </w:tc>
+                  </w:tr>
+                </w:tbl>
                 <w:bookmarkEnd w:id="78"/>
+                <w:p/>
               </w:tc>
             </w:tr>
           </w:tbl>
-          <w:p/>
         </w:tc>
       </w:tr>
     </w:tbl>
@@ -4597,7 +5143,7 @@
               <w:jc w:val="center"/>
             </w:pPr>
             <w:pPr>
-              <w:jc w:val="left"/>
+              <w:jc w:val="start"/>
               <w:spacing w:before="200"/>
               <w:pStyle w:val="ImageCaption"/>
             </w:pPr>
@@ -5192,16 +5738,17 @@
         <w:tblStyle w:val="Table"/>
         <w:tblLook w:firstRow="0" w:lastRow="0" w:firstColumn="0" w:lastColumn="0" w:noHBand="0" w:noVBand="0" w:val="0000"/>
         <w:tblBorders>
+          <w:left w:val="single" w:sz="24" w:space="0" w:color="00A047"/>
+          <w:right w:val="single" w:sz="4" w:space="0" w:color="00A047"/>
           <w:top w:val="single" w:sz="4" w:space="0" w:color="00A047"/>
-          <w:left w:val="single" w:sz="24" w:space="0" w:color="00A047"/>
           <w:bottom w:val="single" w:sz="4" w:space="0" w:color="00A047"/>
-          <w:right w:val="single" w:sz="4" w:space="0" w:color="00A047"/>
         </w:tblBorders>
         <w:tblCellMar>
           <w:left w:w="144" w:type="dxa"/>
           <w:right w:w="144" w:type="dxa"/>
         </w:tblCellMar>
-        <w:tblLook w:firstRow="0" w:lastRow="0" w:firstColumn="0" w:lastColumn="0" w:noHBand="0" w:noVBand="0" w:val="0000"/>
+        <w:tblInd w:w="164" w:type="dxa"/>
+        <w:tblW w:type="pct" w:w="100%"/>
       </w:tblPr>
       <w:tr>
         <w:trPr>
@@ -5233,7 +5780,7 @@
                     <a:graphicData uri="http://schemas.openxmlformats.org/drawingml/2006/picture">
                       <pic:pic>
                         <pic:nvPicPr>
-                          <pic:cNvPr descr="/opt/quarto/share/formats/docx/tip.png" id="86" name="Picture"/>
+                          <pic:cNvPr descr="/snap/rstudio/25/resources/app/bin/quarto/share/formats/docx/tip.png" id="86" name="Picture"/>
                           <pic:cNvPicPr>
                             <a:picLocks noChangeArrowheads="1" noChangeAspect="1"/>
                           </pic:cNvPicPr>
@@ -5307,12 +5854,60 @@
                     <w:jc w:val="center"/>
                   </w:pPr>
                   <w:pPr>
-                    <w:jc w:val="left"/>
+                    <w:jc w:val="start"/>
                     <w:spacing w:before="200"/>
                     <w:pStyle w:val="ImageCaption"/>
                   </w:pPr>
                   <w:r>
                     <w:t xml:space="preserve">Table 5</w:t>
+                  </w:r>
+                </w:p>
+                <w:p>
+                  <w:pPr>
+                    <w:pStyle w:val="SourceCode"/>
+                    <w:jc w:val="center"/>
+                  </w:pPr>
+                  <w:r>
+                    <w:rPr>
+                      <w:rStyle w:val="VerbatimChar"/>
+                    </w:rPr>
+                    <w:t xml:space="preserve">#&gt; Three-way chi-square test:</w:t>
+                  </w:r>
+                </w:p>
+                <w:p>
+                  <w:pPr>
+                    <w:pStyle w:val="SourceCode"/>
+                    <w:jc w:val="center"/>
+                  </w:pPr>
+                  <w:r>
+                    <w:rPr>
+                      <w:rStyle w:val="VerbatimChar"/>
+                    </w:rPr>
+                    <w:t xml:space="preserve">#&gt; χ²(714) = 114845.654, p &lt; .001</w:t>
+                  </w:r>
+                </w:p>
+                <w:p>
+                  <w:pPr>
+                    <w:pStyle w:val="SourceCode"/>
+                    <w:jc w:val="center"/>
+                  </w:pPr>
+                  <w:r>
+                    <w:rPr>
+                      <w:rStyle w:val="VerbatimChar"/>
+                    </w:rPr>
+                    <w:t xml:space="preserve">#&gt; Cramér's V = 0.344</w:t>
+                  </w:r>
+                </w:p>
+                <w:p>
+                  <w:pPr>
+                    <w:pStyle w:val="SourceCode"/>
+                    <w:jc w:val="center"/>
+                  </w:pPr>
+                  <w:r>
+                    <w:rPr>
+                      <w:rStyle w:val="VerbatimChar"/>
+                    </w:rPr>
+                    <w:t xml:space="preserve">#&gt; Cramér's V² = 0.119 (effect size: medium)</w:t>
                   </w:r>
                 </w:p>
                 <w:p>
@@ -5367,10 +5962,98 @@
               </w:tc>
             </w:tr>
           </w:tbl>
-          <w:p/>
         </w:tc>
       </w:tr>
     </w:tbl>
+    <w:p>
+      <w:pPr>
+        <w:pStyle w:val="SourceCode"/>
+      </w:pPr>
+      <w:r>
+        <w:rPr>
+          <w:rStyle w:val="VerbatimChar"/>
+        </w:rPr>
+        <w:t xml:space="preserve">#&gt; Within-dimension model consistency:</w:t>
+      </w:r>
+    </w:p>
+    <w:p>
+      <w:pPr>
+        <w:pStyle w:val="SourceCode"/>
+      </w:pPr>
+      <w:r>
+        <w:rPr>
+          <w:rStyle w:val="VerbatimChar"/>
+        </w:rPr>
+        <w:t xml:space="preserve">#&gt; ------------------------------------------------------------</w:t>
+      </w:r>
+    </w:p>
+    <w:p>
+      <w:pPr>
+        <w:pStyle w:val="SourceCode"/>
+      </w:pPr>
+      <w:r>
+        <w:rPr>
+          <w:rStyle w:val="VerbatimChar"/>
+        </w:rPr>
+        <w:t xml:space="preserve">#&gt; </w:t>
+      </w:r>
+      <w:r>
+        <w:br/>
+      </w:r>
+      <w:r>
+        <w:rPr>
+          <w:rStyle w:val="VerbatimChar"/>
+        </w:rPr>
+        <w:t xml:space="preserve">#&gt; Average standard deviation by stereotype dimension (lower = more consistent):</w:t>
+      </w:r>
+    </w:p>
+    <w:p>
+      <w:pPr>
+        <w:pStyle w:val="SourceCode"/>
+      </w:pPr>
+      <w:r>
+        <w:rPr>
+          <w:rStyle w:val="VerbatimChar"/>
+        </w:rPr>
+        <w:t xml:space="preserve">#&gt; dominance: Average SD = 8.81%, Max Range = 65.9% </w:t>
+      </w:r>
+      <w:r>
+        <w:br/>
+      </w:r>
+      <w:r>
+        <w:rPr>
+          <w:rStyle w:val="VerbatimChar"/>
+        </w:rPr>
+        <w:t xml:space="preserve">#&gt; weakness: Average SD = 9.30%, Max Range = 57.9% </w:t>
+      </w:r>
+      <w:r>
+        <w:br/>
+      </w:r>
+      <w:r>
+        <w:rPr>
+          <w:rStyle w:val="VerbatimChar"/>
+        </w:rPr>
+        <w:t xml:space="preserve">#&gt; agency: Average SD = 9.33%, Max Range = 67.1% </w:t>
+      </w:r>
+      <w:r>
+        <w:br/>
+      </w:r>
+      <w:r>
+        <w:rPr>
+          <w:rStyle w:val="VerbatimChar"/>
+        </w:rPr>
+        <w:t xml:space="preserve">#&gt; giftedness: Average SD = 10.84%, Max Range = 65.3% </w:t>
+      </w:r>
+      <w:r>
+        <w:br/>
+      </w:r>
+      <w:r>
+        <w:rPr>
+          <w:rStyle w:val="VerbatimChar"/>
+        </w:rPr>
+        <w:t xml:space="preserve">#&gt; communality: Average SD = 11.07%, Max Range = 80.8%</w:t>
+      </w:r>
+    </w:p>
     <w:tbl>
       <w:tblPr>
         <w:tblStyle w:val="Table"/>
@@ -5390,7 +6073,7 @@
               <w:jc w:val="center"/>
             </w:pPr>
             <w:pPr>
-              <w:jc w:val="left"/>
+              <w:jc w:val="start"/>
               <w:spacing w:before="200"/>
               <w:pStyle w:val="ImageCaption"/>
             </w:pPr>
@@ -5812,6 +6495,277 @@
                   </w:pPr>
                   <w:r>
                     <w:t xml:space="preserve">0.270</w:t>
+                  </w:r>
+                </w:p>
+              </w:tc>
+            </w:tr>
+          </w:tbl>
+          <w:p>
+            <w:pPr>
+              <w:pStyle w:val="TableCaption"/>
+              <w:jc w:val="center"/>
+            </w:pPr>
+            <w:r>
+              <w:t xml:space="preserve">Within-Dimension Model Consistency Across Gender Patterns</w:t>
+            </w:r>
+          </w:p>
+          <w:tbl>
+            <w:tblPr>
+              <w:tblStyle w:val="Table"/>
+              <w:tblW w:type="auto" w:w="0"/>
+              <w:tblLook w:firstRow="1" w:lastRow="0" w:firstColumn="0" w:lastColumn="0" w:noHBand="0" w:noVBand="0" w:val="0020"/>
+              <w:tblCaption w:val="Within-Dimension Model Consistency Across Gender Patterns"/>
+            </w:tblPr>
+            <w:tblGrid>
+              <w:gridCol w:w="2640"/>
+              <w:gridCol w:w="2640"/>
+              <w:gridCol w:w="2640"/>
+            </w:tblGrid>
+            <w:tr>
+              <w:trPr>
+                <w:tblHeader w:val="on"/>
+              </w:trPr>
+              <w:tc>
+                <w:tcPr/>
+                <w:p>
+                  <w:pPr>
+                    <w:pStyle w:val="Compact"/>
+                    <w:jc w:val="left"/>
+                    <w:jc w:val="center"/>
+                  </w:pPr>
+                  <w:r>
+                    <w:t xml:space="preserve">Stereotype Dimension</w:t>
+                  </w:r>
+                </w:p>
+              </w:tc>
+              <w:tc>
+                <w:tcPr/>
+                <w:p>
+                  <w:pPr>
+                    <w:pStyle w:val="Compact"/>
+                    <w:jc w:val="right"/>
+                    <w:jc w:val="center"/>
+                  </w:pPr>
+                  <w:r>
+                    <w:t xml:space="preserve">Average SD (%)</w:t>
+                  </w:r>
+                </w:p>
+              </w:tc>
+              <w:tc>
+                <w:tcPr/>
+                <w:p>
+                  <w:pPr>
+                    <w:pStyle w:val="Compact"/>
+                    <w:jc w:val="right"/>
+                    <w:jc w:val="center"/>
+                  </w:pPr>
+                  <w:r>
+                    <w:t xml:space="preserve">Max Range (%)</w:t>
+                  </w:r>
+                </w:p>
+              </w:tc>
+            </w:tr>
+            <w:tr>
+              <w:tc>
+                <w:tcPr/>
+                <w:p>
+                  <w:pPr>
+                    <w:pStyle w:val="Compact"/>
+                    <w:jc w:val="left"/>
+                    <w:jc w:val="center"/>
+                  </w:pPr>
+                  <w:r>
+                    <w:t xml:space="preserve">dominance</w:t>
+                  </w:r>
+                </w:p>
+              </w:tc>
+              <w:tc>
+                <w:tcPr/>
+                <w:p>
+                  <w:pPr>
+                    <w:pStyle w:val="Compact"/>
+                    <w:jc w:val="right"/>
+                    <w:jc w:val="center"/>
+                  </w:pPr>
+                  <w:r>
+                    <w:t xml:space="preserve">8.81</w:t>
+                  </w:r>
+                </w:p>
+              </w:tc>
+              <w:tc>
+                <w:tcPr/>
+                <w:p>
+                  <w:pPr>
+                    <w:pStyle w:val="Compact"/>
+                    <w:jc w:val="right"/>
+                    <w:jc w:val="center"/>
+                  </w:pPr>
+                  <w:r>
+                    <w:t xml:space="preserve">65.94</w:t>
+                  </w:r>
+                </w:p>
+              </w:tc>
+            </w:tr>
+            <w:tr>
+              <w:tc>
+                <w:tcPr/>
+                <w:p>
+                  <w:pPr>
+                    <w:pStyle w:val="Compact"/>
+                    <w:jc w:val="left"/>
+                    <w:jc w:val="center"/>
+                  </w:pPr>
+                  <w:r>
+                    <w:t xml:space="preserve">weakness</w:t>
+                  </w:r>
+                </w:p>
+              </w:tc>
+              <w:tc>
+                <w:tcPr/>
+                <w:p>
+                  <w:pPr>
+                    <w:pStyle w:val="Compact"/>
+                    <w:jc w:val="right"/>
+                    <w:jc w:val="center"/>
+                  </w:pPr>
+                  <w:r>
+                    <w:t xml:space="preserve">9.30</w:t>
+                  </w:r>
+                </w:p>
+              </w:tc>
+              <w:tc>
+                <w:tcPr/>
+                <w:p>
+                  <w:pPr>
+                    <w:pStyle w:val="Compact"/>
+                    <w:jc w:val="right"/>
+                    <w:jc w:val="center"/>
+                  </w:pPr>
+                  <w:r>
+                    <w:t xml:space="preserve">57.91</w:t>
+                  </w:r>
+                </w:p>
+              </w:tc>
+            </w:tr>
+            <w:tr>
+              <w:tc>
+                <w:tcPr/>
+                <w:p>
+                  <w:pPr>
+                    <w:pStyle w:val="Compact"/>
+                    <w:jc w:val="left"/>
+                    <w:jc w:val="center"/>
+                  </w:pPr>
+                  <w:r>
+                    <w:t xml:space="preserve">agency</w:t>
+                  </w:r>
+                </w:p>
+              </w:tc>
+              <w:tc>
+                <w:tcPr/>
+                <w:p>
+                  <w:pPr>
+                    <w:pStyle w:val="Compact"/>
+                    <w:jc w:val="right"/>
+                    <w:jc w:val="center"/>
+                  </w:pPr>
+                  <w:r>
+                    <w:t xml:space="preserve">9.33</w:t>
+                  </w:r>
+                </w:p>
+              </w:tc>
+              <w:tc>
+                <w:tcPr/>
+                <w:p>
+                  <w:pPr>
+                    <w:pStyle w:val="Compact"/>
+                    <w:jc w:val="right"/>
+                    <w:jc w:val="center"/>
+                  </w:pPr>
+                  <w:r>
+                    <w:t xml:space="preserve">67.09</w:t>
+                  </w:r>
+                </w:p>
+              </w:tc>
+            </w:tr>
+            <w:tr>
+              <w:tc>
+                <w:tcPr/>
+                <w:p>
+                  <w:pPr>
+                    <w:pStyle w:val="Compact"/>
+                    <w:jc w:val="left"/>
+                    <w:jc w:val="center"/>
+                  </w:pPr>
+                  <w:r>
+                    <w:t xml:space="preserve">giftedness</w:t>
+                  </w:r>
+                </w:p>
+              </w:tc>
+              <w:tc>
+                <w:tcPr/>
+                <w:p>
+                  <w:pPr>
+                    <w:pStyle w:val="Compact"/>
+                    <w:jc w:val="right"/>
+                    <w:jc w:val="center"/>
+                  </w:pPr>
+                  <w:r>
+                    <w:t xml:space="preserve">10.84</w:t>
+                  </w:r>
+                </w:p>
+              </w:tc>
+              <w:tc>
+                <w:tcPr/>
+                <w:p>
+                  <w:pPr>
+                    <w:pStyle w:val="Compact"/>
+                    <w:jc w:val="right"/>
+                    <w:jc w:val="center"/>
+                  </w:pPr>
+                  <w:r>
+                    <w:t xml:space="preserve">65.34</w:t>
+                  </w:r>
+                </w:p>
+              </w:tc>
+            </w:tr>
+            <w:tr>
+              <w:tc>
+                <w:tcPr/>
+                <w:p>
+                  <w:pPr>
+                    <w:pStyle w:val="Compact"/>
+                    <w:jc w:val="left"/>
+                    <w:jc w:val="center"/>
+                  </w:pPr>
+                  <w:r>
+                    <w:t xml:space="preserve">communality</w:t>
+                  </w:r>
+                </w:p>
+              </w:tc>
+              <w:tc>
+                <w:tcPr/>
+                <w:p>
+                  <w:pPr>
+                    <w:pStyle w:val="Compact"/>
+                    <w:jc w:val="right"/>
+                    <w:jc w:val="center"/>
+                  </w:pPr>
+                  <w:r>
+                    <w:t xml:space="preserve">11.07</w:t>
+                  </w:r>
+                </w:p>
+              </w:tc>
+              <w:tc>
+                <w:tcPr/>
+                <w:p>
+                  <w:pPr>
+                    <w:pStyle w:val="Compact"/>
+                    <w:jc w:val="right"/>
+                    <w:jc w:val="center"/>
+                  </w:pPr>
+                  <w:r>
+                    <w:t xml:space="preserve">80.81</w:t>
                   </w:r>
                 </w:p>
               </w:tc>
@@ -5918,16 +6872,17 @@
         <w:tblStyle w:val="Table"/>
         <w:tblLook w:firstRow="0" w:lastRow="0" w:firstColumn="0" w:lastColumn="0" w:noHBand="0" w:noVBand="0" w:val="0000"/>
         <w:tblBorders>
+          <w:left w:val="single" w:sz="24" w:space="0" w:color="00A047"/>
+          <w:right w:val="single" w:sz="4" w:space="0" w:color="00A047"/>
           <w:top w:val="single" w:sz="4" w:space="0" w:color="00A047"/>
-          <w:left w:val="single" w:sz="24" w:space="0" w:color="00A047"/>
           <w:bottom w:val="single" w:sz="4" w:space="0" w:color="00A047"/>
-          <w:right w:val="single" w:sz="4" w:space="0" w:color="00A047"/>
         </w:tblBorders>
         <w:tblCellMar>
           <w:left w:w="144" w:type="dxa"/>
           <w:right w:w="144" w:type="dxa"/>
         </w:tblCellMar>
-        <w:tblLook w:firstRow="0" w:lastRow="0" w:firstColumn="0" w:lastColumn="0" w:noHBand="0" w:noVBand="0" w:val="0000"/>
+        <w:tblInd w:w="164" w:type="dxa"/>
+        <w:tblW w:type="pct" w:w="100%"/>
       </w:tblPr>
       <w:tr>
         <w:trPr>
@@ -5959,7 +6914,7 @@
                     <a:graphicData uri="http://schemas.openxmlformats.org/drawingml/2006/picture">
                       <pic:pic>
                         <pic:nvPicPr>
-                          <pic:cNvPr descr="/opt/quarto/share/formats/docx/tip.png" id="95" name="Picture"/>
+                          <pic:cNvPr descr="/snap/rstudio/25/resources/app/bin/quarto/share/formats/docx/tip.png" id="95" name="Picture"/>
                           <pic:cNvPicPr>
                             <a:picLocks noChangeArrowheads="1" noChangeAspect="1"/>
                           </pic:cNvPicPr>
@@ -6014,6 +6969,620 @@
               <w:bottom w:w="108" w:type="dxa"/>
             </w:tcMar>
           </w:tcPr>
+          <w:p>
+            <w:pPr>
+              <w:pStyle w:val="SourceCode"/>
+            </w:pPr>
+            <w:r>
+              <w:rPr>
+                <w:rStyle w:val="VerbatimChar"/>
+              </w:rPr>
+              <w:t xml:space="preserve">#&gt; Pattern Stability Analysis: Most Frequent Pattern Across Temperatures</w:t>
+            </w:r>
+          </w:p>
+          <w:p>
+            <w:pPr>
+              <w:pStyle w:val="SourceCode"/>
+            </w:pPr>
+            <w:r>
+              <w:rPr>
+                <w:rStyle w:val="VerbatimChar"/>
+              </w:rPr>
+              <w:t xml:space="preserve">#&gt; ======================================================================</w:t>
+            </w:r>
+          </w:p>
+          <w:p>
+            <w:pPr>
+              <w:pStyle w:val="SourceCode"/>
+            </w:pPr>
+            <w:r>
+              <w:rPr>
+                <w:rStyle w:val="VerbatimChar"/>
+              </w:rPr>
+              <w:t xml:space="preserve">#&gt; Stability by Stereotype Dimension:</w:t>
+            </w:r>
+          </w:p>
+          <w:p>
+            <w:pPr>
+              <w:pStyle w:val="SourceCode"/>
+            </w:pPr>
+            <w:r>
+              <w:rPr>
+                <w:rStyle w:val="VerbatimChar"/>
+              </w:rPr>
+              <w:t xml:space="preserve">#&gt; ----------------------------------------------------------------------</w:t>
+            </w:r>
+          </w:p>
+          <w:p>
+            <w:pPr>
+              <w:pStyle w:val="SourceCode"/>
+            </w:pPr>
+            <w:r>
+              <w:rPr>
+                <w:rStyle w:val="VerbatimChar"/>
+              </w:rPr>
+              <w:t xml:space="preserve">#&gt; dominance: 82.4% stable (117/142 model-language combinations) </w:t>
+            </w:r>
+            <w:r>
+              <w:br/>
+            </w:r>
+            <w:r>
+              <w:rPr>
+                <w:rStyle w:val="VerbatimChar"/>
+              </w:rPr>
+              <w:t xml:space="preserve">#&gt; communality: 72.5% stable (103/142 model-language combinations) </w:t>
+            </w:r>
+            <w:r>
+              <w:br/>
+            </w:r>
+            <w:r>
+              <w:rPr>
+                <w:rStyle w:val="VerbatimChar"/>
+              </w:rPr>
+              <w:t xml:space="preserve">#&gt; agency: 69.7% stable (99/142 model-language combinations) </w:t>
+            </w:r>
+            <w:r>
+              <w:br/>
+            </w:r>
+            <w:r>
+              <w:rPr>
+                <w:rStyle w:val="VerbatimChar"/>
+              </w:rPr>
+              <w:t xml:space="preserve">#&gt; weakness: 66.4% stable (95/143 model-language combinations) </w:t>
+            </w:r>
+            <w:r>
+              <w:br/>
+            </w:r>
+            <w:r>
+              <w:rPr>
+                <w:rStyle w:val="VerbatimChar"/>
+              </w:rPr>
+              <w:t xml:space="preserve">#&gt; giftedness: 51.4% stable (72/140 model-language combinations)</w:t>
+            </w:r>
+          </w:p>
+          <w:p>
+            <w:pPr>
+              <w:pStyle w:val="SourceCode"/>
+            </w:pPr>
+            <w:r>
+              <w:rPr>
+                <w:rStyle w:val="VerbatimChar"/>
+              </w:rPr>
+              <w:t xml:space="preserve">#&gt; </w:t>
+            </w:r>
+            <w:r>
+              <w:br/>
+            </w:r>
+            <w:r>
+              <w:rPr>
+                <w:rStyle w:val="VerbatimChar"/>
+              </w:rPr>
+              <w:t xml:space="preserve">#&gt; </w:t>
+            </w:r>
+            <w:r>
+              <w:br/>
+            </w:r>
+            <w:r>
+              <w:rPr>
+                <w:rStyle w:val="VerbatimChar"/>
+              </w:rPr>
+              <w:t xml:space="preserve">#&gt; Stability by Language within Each Dimension:</w:t>
+            </w:r>
+          </w:p>
+          <w:p>
+            <w:pPr>
+              <w:pStyle w:val="SourceCode"/>
+            </w:pPr>
+            <w:r>
+              <w:rPr>
+                <w:rStyle w:val="VerbatimChar"/>
+              </w:rPr>
+              <w:t xml:space="preserve">#&gt; ======================================================================</w:t>
+            </w:r>
+          </w:p>
+          <w:p>
+            <w:pPr>
+              <w:pStyle w:val="SourceCode"/>
+            </w:pPr>
+            <w:r>
+              <w:rPr>
+                <w:rStyle w:val="VerbatimChar"/>
+              </w:rPr>
+              <w:t xml:space="preserve">#&gt; </w:t>
+            </w:r>
+            <w:r>
+              <w:br/>
+            </w:r>
+            <w:r>
+              <w:rPr>
+                <w:rStyle w:val="VerbatimChar"/>
+              </w:rPr>
+              <w:t xml:space="preserve">#&gt; agency:</w:t>
+            </w:r>
+            <w:r>
+              <w:br/>
+            </w:r>
+            <w:r>
+              <w:rPr>
+                <w:rStyle w:val="VerbatimChar"/>
+              </w:rPr>
+              <w:t xml:space="preserve">#&gt; ---------------------------------------------------------------------- </w:t>
+            </w:r>
+            <w:r>
+              <w:br/>
+            </w:r>
+            <w:r>
+              <w:rPr>
+                <w:rStyle w:val="VerbatimChar"/>
+              </w:rPr>
+              <w:t xml:space="preserve">#&gt;   Czech: 79.2% stable (19/24) </w:t>
+            </w:r>
+            <w:r>
+              <w:br/>
+            </w:r>
+            <w:r>
+              <w:rPr>
+                <w:rStyle w:val="VerbatimChar"/>
+              </w:rPr>
+              <w:t xml:space="preserve">#&gt;   English: 75.0% stable (18/24) </w:t>
+            </w:r>
+            <w:r>
+              <w:br/>
+            </w:r>
+            <w:r>
+              <w:rPr>
+                <w:rStyle w:val="VerbatimChar"/>
+              </w:rPr>
+              <w:t xml:space="preserve">#&gt;   Serbian: 75.0% stable (18/24) </w:t>
+            </w:r>
+            <w:r>
+              <w:br/>
+            </w:r>
+            <w:r>
+              <w:rPr>
+                <w:rStyle w:val="VerbatimChar"/>
+              </w:rPr>
+              <w:t xml:space="preserve">#&gt;   Albanian: 63.6% stable (14/22) </w:t>
+            </w:r>
+            <w:r>
+              <w:br/>
+            </w:r>
+            <w:r>
+              <w:rPr>
+                <w:rStyle w:val="VerbatimChar"/>
+              </w:rPr>
+              <w:t xml:space="preserve">#&gt;   German: 62.5% stable (15/24) </w:t>
+            </w:r>
+            <w:r>
+              <w:br/>
+            </w:r>
+            <w:r>
+              <w:rPr>
+                <w:rStyle w:val="VerbatimChar"/>
+              </w:rPr>
+              <w:t xml:space="preserve">#&gt;   Russian: 62.5% stable (15/24) </w:t>
+            </w:r>
+            <w:r>
+              <w:br/>
+            </w:r>
+            <w:r>
+              <w:rPr>
+                <w:rStyle w:val="VerbatimChar"/>
+              </w:rPr>
+              <w:t xml:space="preserve">#&gt; </w:t>
+            </w:r>
+            <w:r>
+              <w:br/>
+            </w:r>
+            <w:r>
+              <w:rPr>
+                <w:rStyle w:val="VerbatimChar"/>
+              </w:rPr>
+              <w:t xml:space="preserve">#&gt; communality:</w:t>
+            </w:r>
+            <w:r>
+              <w:br/>
+            </w:r>
+            <w:r>
+              <w:rPr>
+                <w:rStyle w:val="VerbatimChar"/>
+              </w:rPr>
+              <w:t xml:space="preserve">#&gt; ---------------------------------------------------------------------- </w:t>
+            </w:r>
+            <w:r>
+              <w:br/>
+            </w:r>
+            <w:r>
+              <w:rPr>
+                <w:rStyle w:val="VerbatimChar"/>
+              </w:rPr>
+              <w:t xml:space="preserve">#&gt;   Czech: 87.5% stable (21/24) </w:t>
+            </w:r>
+            <w:r>
+              <w:br/>
+            </w:r>
+            <w:r>
+              <w:rPr>
+                <w:rStyle w:val="VerbatimChar"/>
+              </w:rPr>
+              <w:t xml:space="preserve">#&gt;   English: 83.3% stable (20/24) </w:t>
+            </w:r>
+            <w:r>
+              <w:br/>
+            </w:r>
+            <w:r>
+              <w:rPr>
+                <w:rStyle w:val="VerbatimChar"/>
+              </w:rPr>
+              <w:t xml:space="preserve">#&gt;   Russian: 70.8% stable (17/24) </w:t>
+            </w:r>
+            <w:r>
+              <w:br/>
+            </w:r>
+            <w:r>
+              <w:rPr>
+                <w:rStyle w:val="VerbatimChar"/>
+              </w:rPr>
+              <w:t xml:space="preserve">#&gt;   Serbian: 70.8% stable (17/24) </w:t>
+            </w:r>
+            <w:r>
+              <w:br/>
+            </w:r>
+            <w:r>
+              <w:rPr>
+                <w:rStyle w:val="VerbatimChar"/>
+              </w:rPr>
+              <w:t xml:space="preserve">#&gt;   German: 62.5% stable (15/24) </w:t>
+            </w:r>
+            <w:r>
+              <w:br/>
+            </w:r>
+            <w:r>
+              <w:rPr>
+                <w:rStyle w:val="VerbatimChar"/>
+              </w:rPr>
+              <w:t xml:space="preserve">#&gt;   Albanian: 59.1% stable (13/22) </w:t>
+            </w:r>
+            <w:r>
+              <w:br/>
+            </w:r>
+            <w:r>
+              <w:rPr>
+                <w:rStyle w:val="VerbatimChar"/>
+              </w:rPr>
+              <w:t xml:space="preserve">#&gt; </w:t>
+            </w:r>
+            <w:r>
+              <w:br/>
+            </w:r>
+            <w:r>
+              <w:rPr>
+                <w:rStyle w:val="VerbatimChar"/>
+              </w:rPr>
+              <w:t xml:space="preserve">#&gt; dominance:</w:t>
+            </w:r>
+            <w:r>
+              <w:br/>
+            </w:r>
+            <w:r>
+              <w:rPr>
+                <w:rStyle w:val="VerbatimChar"/>
+              </w:rPr>
+              <w:t xml:space="preserve">#&gt; ---------------------------------------------------------------------- </w:t>
+            </w:r>
+            <w:r>
+              <w:br/>
+            </w:r>
+            <w:r>
+              <w:rPr>
+                <w:rStyle w:val="VerbatimChar"/>
+              </w:rPr>
+              <w:t xml:space="preserve">#&gt;   Czech: 100.0% stable (24/24) </w:t>
+            </w:r>
+            <w:r>
+              <w:br/>
+            </w:r>
+            <w:r>
+              <w:rPr>
+                <w:rStyle w:val="VerbatimChar"/>
+              </w:rPr>
+              <w:t xml:space="preserve">#&gt;   English: 87.5% stable (21/24) </w:t>
+            </w:r>
+            <w:r>
+              <w:br/>
+            </w:r>
+            <w:r>
+              <w:rPr>
+                <w:rStyle w:val="VerbatimChar"/>
+              </w:rPr>
+              <w:t xml:space="preserve">#&gt;   Albanian: 81.8% stable (18/22) </w:t>
+            </w:r>
+            <w:r>
+              <w:br/>
+            </w:r>
+            <w:r>
+              <w:rPr>
+                <w:rStyle w:val="VerbatimChar"/>
+              </w:rPr>
+              <w:t xml:space="preserve">#&gt;   German: 79.2% stable (19/24) </w:t>
+            </w:r>
+            <w:r>
+              <w:br/>
+            </w:r>
+            <w:r>
+              <w:rPr>
+                <w:rStyle w:val="VerbatimChar"/>
+              </w:rPr>
+              <w:t xml:space="preserve">#&gt;   Russian: 75.0% stable (18/24) </w:t>
+            </w:r>
+            <w:r>
+              <w:br/>
+            </w:r>
+            <w:r>
+              <w:rPr>
+                <w:rStyle w:val="VerbatimChar"/>
+              </w:rPr>
+              <w:t xml:space="preserve">#&gt;   Serbian: 70.8% stable (17/24) </w:t>
+            </w:r>
+            <w:r>
+              <w:br/>
+            </w:r>
+            <w:r>
+              <w:rPr>
+                <w:rStyle w:val="VerbatimChar"/>
+              </w:rPr>
+              <w:t xml:space="preserve">#&gt; </w:t>
+            </w:r>
+            <w:r>
+              <w:br/>
+            </w:r>
+            <w:r>
+              <w:rPr>
+                <w:rStyle w:val="VerbatimChar"/>
+              </w:rPr>
+              <w:t xml:space="preserve">#&gt; giftedness:</w:t>
+            </w:r>
+            <w:r>
+              <w:br/>
+            </w:r>
+            <w:r>
+              <w:rPr>
+                <w:rStyle w:val="VerbatimChar"/>
+              </w:rPr>
+              <w:t xml:space="preserve">#&gt; ---------------------------------------------------------------------- </w:t>
+            </w:r>
+            <w:r>
+              <w:br/>
+            </w:r>
+            <w:r>
+              <w:rPr>
+                <w:rStyle w:val="VerbatimChar"/>
+              </w:rPr>
+              <w:t xml:space="preserve">#&gt;   Czech: 66.7% stable (16/24) </w:t>
+            </w:r>
+            <w:r>
+              <w:br/>
+            </w:r>
+            <w:r>
+              <w:rPr>
+                <w:rStyle w:val="VerbatimChar"/>
+              </w:rPr>
+              <w:t xml:space="preserve">#&gt;   English: 58.3% stable (14/24) </w:t>
+            </w:r>
+            <w:r>
+              <w:br/>
+            </w:r>
+            <w:r>
+              <w:rPr>
+                <w:rStyle w:val="VerbatimChar"/>
+              </w:rPr>
+              <w:t xml:space="preserve">#&gt;   Serbian: 56.5% stable (13/23) </w:t>
+            </w:r>
+            <w:r>
+              <w:br/>
+            </w:r>
+            <w:r>
+              <w:rPr>
+                <w:rStyle w:val="VerbatimChar"/>
+              </w:rPr>
+              <w:t xml:space="preserve">#&gt;   Russian: 54.2% stable (13/24) </w:t>
+            </w:r>
+            <w:r>
+              <w:br/>
+            </w:r>
+            <w:r>
+              <w:rPr>
+                <w:rStyle w:val="VerbatimChar"/>
+              </w:rPr>
+              <w:t xml:space="preserve">#&gt;   German: 45.8% stable (11/24) </w:t>
+            </w:r>
+            <w:r>
+              <w:br/>
+            </w:r>
+            <w:r>
+              <w:rPr>
+                <w:rStyle w:val="VerbatimChar"/>
+              </w:rPr>
+              <w:t xml:space="preserve">#&gt;   Albanian: 23.8% stable (5/21) </w:t>
+            </w:r>
+            <w:r>
+              <w:br/>
+            </w:r>
+            <w:r>
+              <w:rPr>
+                <w:rStyle w:val="VerbatimChar"/>
+              </w:rPr>
+              <w:t xml:space="preserve">#&gt; </w:t>
+            </w:r>
+            <w:r>
+              <w:br/>
+            </w:r>
+            <w:r>
+              <w:rPr>
+                <w:rStyle w:val="VerbatimChar"/>
+              </w:rPr>
+              <w:t xml:space="preserve">#&gt; weakness:</w:t>
+            </w:r>
+            <w:r>
+              <w:br/>
+            </w:r>
+            <w:r>
+              <w:rPr>
+                <w:rStyle w:val="VerbatimChar"/>
+              </w:rPr>
+              <w:t xml:space="preserve">#&gt; ---------------------------------------------------------------------- </w:t>
+            </w:r>
+            <w:r>
+              <w:br/>
+            </w:r>
+            <w:r>
+              <w:rPr>
+                <w:rStyle w:val="VerbatimChar"/>
+              </w:rPr>
+              <w:t xml:space="preserve">#&gt;   Czech: 79.2% stable (19/24) </w:t>
+            </w:r>
+            <w:r>
+              <w:br/>
+            </w:r>
+            <w:r>
+              <w:rPr>
+                <w:rStyle w:val="VerbatimChar"/>
+              </w:rPr>
+              <w:t xml:space="preserve">#&gt;   English: 79.2% stable (19/24) </w:t>
+            </w:r>
+            <w:r>
+              <w:br/>
+            </w:r>
+            <w:r>
+              <w:rPr>
+                <w:rStyle w:val="VerbatimChar"/>
+              </w:rPr>
+              <w:t xml:space="preserve">#&gt;   Albanian: 65.2% stable (15/23) </w:t>
+            </w:r>
+            <w:r>
+              <w:br/>
+            </w:r>
+            <w:r>
+              <w:rPr>
+                <w:rStyle w:val="VerbatimChar"/>
+              </w:rPr>
+              <w:t xml:space="preserve">#&gt;   German: 62.5% stable (15/24) </w:t>
+            </w:r>
+            <w:r>
+              <w:br/>
+            </w:r>
+            <w:r>
+              <w:rPr>
+                <w:rStyle w:val="VerbatimChar"/>
+              </w:rPr>
+              <w:t xml:space="preserve">#&gt;   Russian: 62.5% stable (15/24) </w:t>
+            </w:r>
+            <w:r>
+              <w:br/>
+            </w:r>
+            <w:r>
+              <w:rPr>
+                <w:rStyle w:val="VerbatimChar"/>
+              </w:rPr>
+              <w:t xml:space="preserve">#&gt;   Serbian: 50.0% stable (12/24)</w:t>
+            </w:r>
+          </w:p>
+          <w:p>
+            <w:pPr>
+              <w:pStyle w:val="SourceCode"/>
+            </w:pPr>
+            <w:r>
+              <w:rPr>
+                <w:rStyle w:val="VerbatimChar"/>
+              </w:rPr>
+              <w:t xml:space="preserve">#&gt; ANCOVA: Temperature × Dimension</w:t>
+            </w:r>
+          </w:p>
+          <w:p>
+            <w:pPr>
+              <w:pStyle w:val="SourceCode"/>
+            </w:pPr>
+            <w:r>
+              <w:rPr>
+                <w:rStyle w:val="VerbatimChar"/>
+              </w:rPr>
+              <w:t xml:space="preserve">#&gt;                             Df Sum Sq Mean Sq F value Pr(&gt;F)    </w:t>
+            </w:r>
+            <w:r>
+              <w:br/>
+            </w:r>
+            <w:r>
+              <w:rPr>
+                <w:rStyle w:val="VerbatimChar"/>
+              </w:rPr>
+              <w:t xml:space="preserve">#&gt; temperature                  1  14.05  14.053 312.817 &lt;2e-16 ***</w:t>
+            </w:r>
+            <w:r>
+              <w:br/>
+            </w:r>
+            <w:r>
+              <w:rPr>
+                <w:rStyle w:val="VerbatimChar"/>
+              </w:rPr>
+              <w:t xml:space="preserve">#&gt; noun_category                4   3.73   0.932  20.756 &lt;2e-16 ***</w:t>
+            </w:r>
+            <w:r>
+              <w:br/>
+            </w:r>
+            <w:r>
+              <w:rPr>
+                <w:rStyle w:val="VerbatimChar"/>
+              </w:rPr>
+              <w:t xml:space="preserve">#&gt; temperature:noun_category    4   0.13   0.032   0.702  0.591    </w:t>
+            </w:r>
+            <w:r>
+              <w:br/>
+            </w:r>
+            <w:r>
+              <w:rPr>
+                <w:rStyle w:val="VerbatimChar"/>
+              </w:rPr>
+              <w:t xml:space="preserve">#&gt; Residuals                 4175 187.56   0.045                   </w:t>
+            </w:r>
+            <w:r>
+              <w:br/>
+            </w:r>
+            <w:r>
+              <w:rPr>
+                <w:rStyle w:val="VerbatimChar"/>
+              </w:rPr>
+              <w:t xml:space="preserve">#&gt; ---</w:t>
+            </w:r>
+            <w:r>
+              <w:br/>
+            </w:r>
+            <w:r>
+              <w:rPr>
+                <w:rStyle w:val="VerbatimChar"/>
+              </w:rPr>
+              <w:t xml:space="preserve">#&gt; Signif. codes:  0 '***' 0.001 '**' 0.01 '*' 0.05 '.' 0.1 ' ' 1</w:t>
+            </w:r>
+          </w:p>
           <w:tbl>
             <w:tblPr>
               <w:tblStyle w:val="Table"/>
@@ -6033,97 +7602,2475 @@
                     <w:jc w:val="center"/>
                   </w:pPr>
                   <w:pPr>
-                    <w:jc w:val="left"/>
+                    <w:jc w:val="start"/>
                     <w:spacing w:before="200"/>
                     <w:pStyle w:val="ImageCaption"/>
                   </w:pPr>
                   <w:r>
-                    <w:t xml:space="preserve">Table 7</w:t>
-                  </w:r>
-                </w:p>
-                <w:p>
-                  <w:pPr>
-                    <w:pStyle w:val="SourceCode"/>
-                    <w:jc w:val="center"/>
-                  </w:pPr>
-                  <w:r>
-                    <w:rPr>
-                      <w:rStyle w:val="VerbatimChar"/>
-                    </w:rPr>
-                    <w:t xml:space="preserve">#&gt; ANCOVA: Temperature × Dimension</w:t>
-                  </w:r>
-                </w:p>
-                <w:p>
-                  <w:pPr>
-                    <w:pStyle w:val="SourceCode"/>
-                    <w:jc w:val="center"/>
-                  </w:pPr>
-                  <w:r>
-                    <w:rPr>
-                      <w:rStyle w:val="VerbatimChar"/>
-                    </w:rPr>
-                    <w:t xml:space="preserve">#&gt;                             Df Sum Sq Mean Sq F value Pr(&gt;F)    </w:t>
-                  </w:r>
-                  <w:r>
-                    <w:br/>
-                  </w:r>
-                  <w:r>
-                    <w:rPr>
-                      <w:rStyle w:val="VerbatimChar"/>
-                    </w:rPr>
-                    <w:t xml:space="preserve">#&gt; temperature                  1  14.05  14.053 312.817 &lt;2e-16 ***</w:t>
-                  </w:r>
-                  <w:r>
-                    <w:br/>
-                  </w:r>
-                  <w:r>
-                    <w:rPr>
-                      <w:rStyle w:val="VerbatimChar"/>
-                    </w:rPr>
-                    <w:t xml:space="preserve">#&gt; noun_category                4   3.73   0.932  20.756 &lt;2e-16 ***</w:t>
-                  </w:r>
-                  <w:r>
-                    <w:br/>
-                  </w:r>
-                  <w:r>
-                    <w:rPr>
-                      <w:rStyle w:val="VerbatimChar"/>
-                    </w:rPr>
-                    <w:t xml:space="preserve">#&gt; temperature:noun_category    4   0.13   0.032   0.702  0.591    </w:t>
-                  </w:r>
-                  <w:r>
-                    <w:br/>
-                  </w:r>
-                  <w:r>
-                    <w:rPr>
-                      <w:rStyle w:val="VerbatimChar"/>
-                    </w:rPr>
-                    <w:t xml:space="preserve">#&gt; Residuals                 4175 187.56   0.045                   </w:t>
-                  </w:r>
-                  <w:r>
-                    <w:br/>
-                  </w:r>
-                  <w:r>
-                    <w:rPr>
-                      <w:rStyle w:val="VerbatimChar"/>
-                    </w:rPr>
-                    <w:t xml:space="preserve">#&gt; ---</w:t>
-                  </w:r>
-                  <w:r>
-                    <w:br/>
-                  </w:r>
-                  <w:r>
-                    <w:rPr>
-                      <w:rStyle w:val="VerbatimChar"/>
-                    </w:rPr>
-                    <w:t xml:space="preserve">#&gt; Signif. codes:  0 '***' 0.001 '**' 0.01 '*' 0.05 '.' 0.1 ' ' 1</w:t>
-                  </w:r>
-                </w:p>
+                    <w:t xml:space="preserve">Table 7: Most Frequent Pattern Stability by Dimension and Language</w:t>
+                  </w:r>
+                </w:p>
+                <w:p>
+                  <w:pPr>
+                    <w:pStyle w:val="Compact"/>
+                    <w:jc w:val="center"/>
+                  </w:pPr>
+                  <w:r>
+                    <w:t xml:space="preserve">Most Frequent Pattern Stability Across Temperature Levels by Dimension</w:t>
+                  </w:r>
+                </w:p>
+                <w:tbl>
+                  <w:tblPr>
+                    <w:tblStyle w:val="Table"/>
+                    <w:tblW w:type="pct" w:w="5000"/>
+                    <w:tblLayout w:type="fixed"/>
+                    <w:tblLook w:firstRow="1" w:lastRow="0" w:firstColumn="0" w:lastColumn="0" w:noHBand="0" w:noVBand="0" w:val="0020"/>
+                    <w:tblCaption w:val="Most Frequent Pattern Stability Across Temperature Levels by Dimension"/>
+                  </w:tblPr>
+                  <w:tblGrid>
+                    <w:gridCol w:w="2310"/>
+                    <w:gridCol w:w="2090"/>
+                    <w:gridCol w:w="2200"/>
+                    <w:gridCol w:w="1320"/>
+                  </w:tblGrid>
+                  <w:tr>
+                    <w:trPr>
+                      <w:tblHeader w:val="on"/>
+                    </w:trPr>
+                    <w:tc>
+                      <w:tcPr/>
+                      <w:p>
+                        <w:pPr>
+                          <w:pStyle w:val="Compact"/>
+                          <w:jc w:val="left"/>
+                          <w:jc w:val="center"/>
+                        </w:pPr>
+                        <w:r>
+                          <w:t xml:space="preserve">Stereotype Dimension</w:t>
+                        </w:r>
+                      </w:p>
+                    </w:tc>
+                    <w:tc>
+                      <w:tcPr/>
+                      <w:p>
+                        <w:pPr>
+                          <w:pStyle w:val="Compact"/>
+                          <w:jc w:val="right"/>
+                          <w:jc w:val="center"/>
+                        </w:pPr>
+                        <w:r>
+                          <w:t xml:space="preserve">Total Combinations</w:t>
+                        </w:r>
+                      </w:p>
+                    </w:tc>
+                    <w:tc>
+                      <w:tcPr/>
+                      <w:p>
+                        <w:pPr>
+                          <w:pStyle w:val="Compact"/>
+                          <w:jc w:val="right"/>
+                          <w:jc w:val="center"/>
+                        </w:pPr>
+                        <w:r>
+                          <w:t xml:space="preserve">Stable Combinations</w:t>
+                        </w:r>
+                      </w:p>
+                    </w:tc>
+                    <w:tc>
+                      <w:tcPr/>
+                      <w:p>
+                        <w:pPr>
+                          <w:pStyle w:val="Compact"/>
+                          <w:jc w:val="right"/>
+                          <w:jc w:val="center"/>
+                        </w:pPr>
+                        <w:r>
+                          <w:t xml:space="preserve">Stability %</w:t>
+                        </w:r>
+                      </w:p>
+                    </w:tc>
+                  </w:tr>
+                  <w:tr>
+                    <w:tc>
+                      <w:tcPr/>
+                      <w:p>
+                        <w:pPr>
+                          <w:pStyle w:val="Compact"/>
+                          <w:jc w:val="left"/>
+                          <w:jc w:val="center"/>
+                        </w:pPr>
+                        <w:r>
+                          <w:t xml:space="preserve">dominance</w:t>
+                        </w:r>
+                      </w:p>
+                    </w:tc>
+                    <w:tc>
+                      <w:tcPr/>
+                      <w:p>
+                        <w:pPr>
+                          <w:pStyle w:val="Compact"/>
+                          <w:jc w:val="right"/>
+                          <w:jc w:val="center"/>
+                        </w:pPr>
+                        <w:r>
+                          <w:t xml:space="preserve">142</w:t>
+                        </w:r>
+                      </w:p>
+                    </w:tc>
+                    <w:tc>
+                      <w:tcPr/>
+                      <w:p>
+                        <w:pPr>
+                          <w:pStyle w:val="Compact"/>
+                          <w:jc w:val="right"/>
+                          <w:jc w:val="center"/>
+                        </w:pPr>
+                        <w:r>
+                          <w:t xml:space="preserve">117</w:t>
+                        </w:r>
+                      </w:p>
+                    </w:tc>
+                    <w:tc>
+                      <w:tcPr/>
+                      <w:p>
+                        <w:pPr>
+                          <w:pStyle w:val="Compact"/>
+                          <w:jc w:val="right"/>
+                          <w:jc w:val="center"/>
+                        </w:pPr>
+                        <w:r>
+                          <w:t xml:space="preserve">82.4</w:t>
+                        </w:r>
+                      </w:p>
+                    </w:tc>
+                  </w:tr>
+                  <w:tr>
+                    <w:tc>
+                      <w:tcPr/>
+                      <w:p>
+                        <w:pPr>
+                          <w:pStyle w:val="Compact"/>
+                          <w:jc w:val="left"/>
+                          <w:jc w:val="center"/>
+                        </w:pPr>
+                        <w:r>
+                          <w:t xml:space="preserve">communality</w:t>
+                        </w:r>
+                      </w:p>
+                    </w:tc>
+                    <w:tc>
+                      <w:tcPr/>
+                      <w:p>
+                        <w:pPr>
+                          <w:pStyle w:val="Compact"/>
+                          <w:jc w:val="right"/>
+                          <w:jc w:val="center"/>
+                        </w:pPr>
+                        <w:r>
+                          <w:t xml:space="preserve">142</w:t>
+                        </w:r>
+                      </w:p>
+                    </w:tc>
+                    <w:tc>
+                      <w:tcPr/>
+                      <w:p>
+                        <w:pPr>
+                          <w:pStyle w:val="Compact"/>
+                          <w:jc w:val="right"/>
+                          <w:jc w:val="center"/>
+                        </w:pPr>
+                        <w:r>
+                          <w:t xml:space="preserve">103</w:t>
+                        </w:r>
+                      </w:p>
+                    </w:tc>
+                    <w:tc>
+                      <w:tcPr/>
+                      <w:p>
+                        <w:pPr>
+                          <w:pStyle w:val="Compact"/>
+                          <w:jc w:val="right"/>
+                          <w:jc w:val="center"/>
+                        </w:pPr>
+                        <w:r>
+                          <w:t xml:space="preserve">72.5</w:t>
+                        </w:r>
+                      </w:p>
+                    </w:tc>
+                  </w:tr>
+                  <w:tr>
+                    <w:tc>
+                      <w:tcPr/>
+                      <w:p>
+                        <w:pPr>
+                          <w:pStyle w:val="Compact"/>
+                          <w:jc w:val="left"/>
+                          <w:jc w:val="center"/>
+                        </w:pPr>
+                        <w:r>
+                          <w:t xml:space="preserve">agency</w:t>
+                        </w:r>
+                      </w:p>
+                    </w:tc>
+                    <w:tc>
+                      <w:tcPr/>
+                      <w:p>
+                        <w:pPr>
+                          <w:pStyle w:val="Compact"/>
+                          <w:jc w:val="right"/>
+                          <w:jc w:val="center"/>
+                        </w:pPr>
+                        <w:r>
+                          <w:t xml:space="preserve">142</w:t>
+                        </w:r>
+                      </w:p>
+                    </w:tc>
+                    <w:tc>
+                      <w:tcPr/>
+                      <w:p>
+                        <w:pPr>
+                          <w:pStyle w:val="Compact"/>
+                          <w:jc w:val="right"/>
+                          <w:jc w:val="center"/>
+                        </w:pPr>
+                        <w:r>
+                          <w:t xml:space="preserve">99</w:t>
+                        </w:r>
+                      </w:p>
+                    </w:tc>
+                    <w:tc>
+                      <w:tcPr/>
+                      <w:p>
+                        <w:pPr>
+                          <w:pStyle w:val="Compact"/>
+                          <w:jc w:val="right"/>
+                          <w:jc w:val="center"/>
+                        </w:pPr>
+                        <w:r>
+                          <w:t xml:space="preserve">69.7</w:t>
+                        </w:r>
+                      </w:p>
+                    </w:tc>
+                  </w:tr>
+                  <w:tr>
+                    <w:tc>
+                      <w:tcPr/>
+                      <w:p>
+                        <w:pPr>
+                          <w:pStyle w:val="Compact"/>
+                          <w:jc w:val="left"/>
+                          <w:jc w:val="center"/>
+                        </w:pPr>
+                        <w:r>
+                          <w:t xml:space="preserve">weakness</w:t>
+                        </w:r>
+                      </w:p>
+                    </w:tc>
+                    <w:tc>
+                      <w:tcPr/>
+                      <w:p>
+                        <w:pPr>
+                          <w:pStyle w:val="Compact"/>
+                          <w:jc w:val="right"/>
+                          <w:jc w:val="center"/>
+                        </w:pPr>
+                        <w:r>
+                          <w:t xml:space="preserve">143</w:t>
+                        </w:r>
+                      </w:p>
+                    </w:tc>
+                    <w:tc>
+                      <w:tcPr/>
+                      <w:p>
+                        <w:pPr>
+                          <w:pStyle w:val="Compact"/>
+                          <w:jc w:val="right"/>
+                          <w:jc w:val="center"/>
+                        </w:pPr>
+                        <w:r>
+                          <w:t xml:space="preserve">95</w:t>
+                        </w:r>
+                      </w:p>
+                    </w:tc>
+                    <w:tc>
+                      <w:tcPr/>
+                      <w:p>
+                        <w:pPr>
+                          <w:pStyle w:val="Compact"/>
+                          <w:jc w:val="right"/>
+                          <w:jc w:val="center"/>
+                        </w:pPr>
+                        <w:r>
+                          <w:t xml:space="preserve">66.4</w:t>
+                        </w:r>
+                      </w:p>
+                    </w:tc>
+                  </w:tr>
+                  <w:tr>
+                    <w:tc>
+                      <w:tcPr/>
+                      <w:p>
+                        <w:pPr>
+                          <w:pStyle w:val="Compact"/>
+                          <w:jc w:val="left"/>
+                          <w:jc w:val="center"/>
+                        </w:pPr>
+                        <w:r>
+                          <w:t xml:space="preserve">giftedness</w:t>
+                        </w:r>
+                      </w:p>
+                    </w:tc>
+                    <w:tc>
+                      <w:tcPr/>
+                      <w:p>
+                        <w:pPr>
+                          <w:pStyle w:val="Compact"/>
+                          <w:jc w:val="right"/>
+                          <w:jc w:val="center"/>
+                        </w:pPr>
+                        <w:r>
+                          <w:t xml:space="preserve">140</w:t>
+                        </w:r>
+                      </w:p>
+                    </w:tc>
+                    <w:tc>
+                      <w:tcPr/>
+                      <w:p>
+                        <w:pPr>
+                          <w:pStyle w:val="Compact"/>
+                          <w:jc w:val="right"/>
+                          <w:jc w:val="center"/>
+                        </w:pPr>
+                        <w:r>
+                          <w:t xml:space="preserve">72</w:t>
+                        </w:r>
+                      </w:p>
+                    </w:tc>
+                    <w:tc>
+                      <w:tcPr/>
+                      <w:p>
+                        <w:pPr>
+                          <w:pStyle w:val="Compact"/>
+                          <w:jc w:val="right"/>
+                          <w:jc w:val="center"/>
+                        </w:pPr>
+                        <w:r>
+                          <w:t xml:space="preserve">51.4</w:t>
+                        </w:r>
+                      </w:p>
+                    </w:tc>
+                  </w:tr>
+                </w:tbl>
+                <w:p>
+                  <w:pPr>
+                    <w:pStyle w:val="TableCaption"/>
+                    <w:jc w:val="center"/>
+                  </w:pPr>
+                  <w:r>
+                    <w:t xml:space="preserve">Most Frequent Pattern Stability by Dimension and Language</w:t>
+                  </w:r>
+                </w:p>
+                <w:tbl>
+                  <w:tblPr>
+                    <w:tblStyle w:val="Table"/>
+                    <w:tblW w:type="pct" w:w="5000"/>
+                    <w:tblLayout w:type="fixed"/>
+                    <w:tblLook w:firstRow="1" w:lastRow="0" w:firstColumn="0" w:lastColumn="0" w:noHBand="0" w:noVBand="0" w:val="0020"/>
+                    <w:tblCaption w:val="Most Frequent Pattern Stability by Dimension and Language"/>
+                  </w:tblPr>
+                  <w:tblGrid>
+                    <w:gridCol w:w="2053"/>
+                    <w:gridCol w:w="880"/>
+                    <w:gridCol w:w="1857"/>
+                    <w:gridCol w:w="1955"/>
+                    <w:gridCol w:w="1173"/>
+                  </w:tblGrid>
+                  <w:tr>
+                    <w:trPr>
+                      <w:tblHeader w:val="on"/>
+                    </w:trPr>
+                    <w:tc>
+                      <w:tcPr/>
+                      <w:p>
+                        <w:pPr>
+                          <w:pStyle w:val="Compact"/>
+                          <w:jc w:val="left"/>
+                          <w:jc w:val="center"/>
+                        </w:pPr>
+                        <w:r>
+                          <w:t xml:space="preserve">Stereotype Dimension</w:t>
+                        </w:r>
+                      </w:p>
+                    </w:tc>
+                    <w:tc>
+                      <w:tcPr/>
+                      <w:p>
+                        <w:pPr>
+                          <w:pStyle w:val="Compact"/>
+                          <w:jc w:val="left"/>
+                          <w:jc w:val="center"/>
+                        </w:pPr>
+                        <w:r>
+                          <w:t xml:space="preserve">Language</w:t>
+                        </w:r>
+                      </w:p>
+                    </w:tc>
+                    <w:tc>
+                      <w:tcPr/>
+                      <w:p>
+                        <w:pPr>
+                          <w:pStyle w:val="Compact"/>
+                          <w:jc w:val="right"/>
+                          <w:jc w:val="center"/>
+                        </w:pPr>
+                        <w:r>
+                          <w:t xml:space="preserve">Total Combinations</w:t>
+                        </w:r>
+                      </w:p>
+                    </w:tc>
+                    <w:tc>
+                      <w:tcPr/>
+                      <w:p>
+                        <w:pPr>
+                          <w:pStyle w:val="Compact"/>
+                          <w:jc w:val="right"/>
+                          <w:jc w:val="center"/>
+                        </w:pPr>
+                        <w:r>
+                          <w:t xml:space="preserve">Stable Combinations</w:t>
+                        </w:r>
+                      </w:p>
+                    </w:tc>
+                    <w:tc>
+                      <w:tcPr/>
+                      <w:p>
+                        <w:pPr>
+                          <w:pStyle w:val="Compact"/>
+                          <w:jc w:val="right"/>
+                          <w:jc w:val="center"/>
+                        </w:pPr>
+                        <w:r>
+                          <w:t xml:space="preserve">Stability %</w:t>
+                        </w:r>
+                      </w:p>
+                    </w:tc>
+                  </w:tr>
+                  <w:tr>
+                    <w:tc>
+                      <w:tcPr/>
+                      <w:p>
+                        <w:pPr>
+                          <w:pStyle w:val="Compact"/>
+                          <w:jc w:val="left"/>
+                          <w:jc w:val="center"/>
+                        </w:pPr>
+                        <w:r>
+                          <w:t xml:space="preserve">agency</w:t>
+                        </w:r>
+                      </w:p>
+                    </w:tc>
+                    <w:tc>
+                      <w:tcPr/>
+                      <w:p>
+                        <w:pPr>
+                          <w:pStyle w:val="Compact"/>
+                          <w:jc w:val="left"/>
+                          <w:jc w:val="center"/>
+                        </w:pPr>
+                        <w:r>
+                          <w:t xml:space="preserve">Czech</w:t>
+                        </w:r>
+                      </w:p>
+                    </w:tc>
+                    <w:tc>
+                      <w:tcPr/>
+                      <w:p>
+                        <w:pPr>
+                          <w:pStyle w:val="Compact"/>
+                          <w:jc w:val="right"/>
+                          <w:jc w:val="center"/>
+                        </w:pPr>
+                        <w:r>
+                          <w:t xml:space="preserve">24</w:t>
+                        </w:r>
+                      </w:p>
+                    </w:tc>
+                    <w:tc>
+                      <w:tcPr/>
+                      <w:p>
+                        <w:pPr>
+                          <w:pStyle w:val="Compact"/>
+                          <w:jc w:val="right"/>
+                          <w:jc w:val="center"/>
+                        </w:pPr>
+                        <w:r>
+                          <w:t xml:space="preserve">19</w:t>
+                        </w:r>
+                      </w:p>
+                    </w:tc>
+                    <w:tc>
+                      <w:tcPr/>
+                      <w:p>
+                        <w:pPr>
+                          <w:pStyle w:val="Compact"/>
+                          <w:jc w:val="right"/>
+                          <w:jc w:val="center"/>
+                        </w:pPr>
+                        <w:r>
+                          <w:t xml:space="preserve">79.2</w:t>
+                        </w:r>
+                      </w:p>
+                    </w:tc>
+                  </w:tr>
+                  <w:tr>
+                    <w:tc>
+                      <w:tcPr/>
+                      <w:p>
+                        <w:pPr>
+                          <w:pStyle w:val="Compact"/>
+                          <w:jc w:val="left"/>
+                          <w:jc w:val="center"/>
+                        </w:pPr>
+                        <w:r>
+                          <w:t xml:space="preserve">agency</w:t>
+                        </w:r>
+                      </w:p>
+                    </w:tc>
+                    <w:tc>
+                      <w:tcPr/>
+                      <w:p>
+                        <w:pPr>
+                          <w:pStyle w:val="Compact"/>
+                          <w:jc w:val="left"/>
+                          <w:jc w:val="center"/>
+                        </w:pPr>
+                        <w:r>
+                          <w:t xml:space="preserve">English</w:t>
+                        </w:r>
+                      </w:p>
+                    </w:tc>
+                    <w:tc>
+                      <w:tcPr/>
+                      <w:p>
+                        <w:pPr>
+                          <w:pStyle w:val="Compact"/>
+                          <w:jc w:val="right"/>
+                          <w:jc w:val="center"/>
+                        </w:pPr>
+                        <w:r>
+                          <w:t xml:space="preserve">24</w:t>
+                        </w:r>
+                      </w:p>
+                    </w:tc>
+                    <w:tc>
+                      <w:tcPr/>
+                      <w:p>
+                        <w:pPr>
+                          <w:pStyle w:val="Compact"/>
+                          <w:jc w:val="right"/>
+                          <w:jc w:val="center"/>
+                        </w:pPr>
+                        <w:r>
+                          <w:t xml:space="preserve">18</w:t>
+                        </w:r>
+                      </w:p>
+                    </w:tc>
+                    <w:tc>
+                      <w:tcPr/>
+                      <w:p>
+                        <w:pPr>
+                          <w:pStyle w:val="Compact"/>
+                          <w:jc w:val="right"/>
+                          <w:jc w:val="center"/>
+                        </w:pPr>
+                        <w:r>
+                          <w:t xml:space="preserve">75.0</w:t>
+                        </w:r>
+                      </w:p>
+                    </w:tc>
+                  </w:tr>
+                  <w:tr>
+                    <w:tc>
+                      <w:tcPr/>
+                      <w:p>
+                        <w:pPr>
+                          <w:pStyle w:val="Compact"/>
+                          <w:jc w:val="left"/>
+                          <w:jc w:val="center"/>
+                        </w:pPr>
+                        <w:r>
+                          <w:t xml:space="preserve">agency</w:t>
+                        </w:r>
+                      </w:p>
+                    </w:tc>
+                    <w:tc>
+                      <w:tcPr/>
+                      <w:p>
+                        <w:pPr>
+                          <w:pStyle w:val="Compact"/>
+                          <w:jc w:val="left"/>
+                          <w:jc w:val="center"/>
+                        </w:pPr>
+                        <w:r>
+                          <w:t xml:space="preserve">Serbian</w:t>
+                        </w:r>
+                      </w:p>
+                    </w:tc>
+                    <w:tc>
+                      <w:tcPr/>
+                      <w:p>
+                        <w:pPr>
+                          <w:pStyle w:val="Compact"/>
+                          <w:jc w:val="right"/>
+                          <w:jc w:val="center"/>
+                        </w:pPr>
+                        <w:r>
+                          <w:t xml:space="preserve">24</w:t>
+                        </w:r>
+                      </w:p>
+                    </w:tc>
+                    <w:tc>
+                      <w:tcPr/>
+                      <w:p>
+                        <w:pPr>
+                          <w:pStyle w:val="Compact"/>
+                          <w:jc w:val="right"/>
+                          <w:jc w:val="center"/>
+                        </w:pPr>
+                        <w:r>
+                          <w:t xml:space="preserve">18</w:t>
+                        </w:r>
+                      </w:p>
+                    </w:tc>
+                    <w:tc>
+                      <w:tcPr/>
+                      <w:p>
+                        <w:pPr>
+                          <w:pStyle w:val="Compact"/>
+                          <w:jc w:val="right"/>
+                          <w:jc w:val="center"/>
+                        </w:pPr>
+                        <w:r>
+                          <w:t xml:space="preserve">75.0</w:t>
+                        </w:r>
+                      </w:p>
+                    </w:tc>
+                  </w:tr>
+                  <w:tr>
+                    <w:tc>
+                      <w:tcPr/>
+                      <w:p>
+                        <w:pPr>
+                          <w:pStyle w:val="Compact"/>
+                          <w:jc w:val="left"/>
+                          <w:jc w:val="center"/>
+                        </w:pPr>
+                        <w:r>
+                          <w:t xml:space="preserve">agency</w:t>
+                        </w:r>
+                      </w:p>
+                    </w:tc>
+                    <w:tc>
+                      <w:tcPr/>
+                      <w:p>
+                        <w:pPr>
+                          <w:pStyle w:val="Compact"/>
+                          <w:jc w:val="left"/>
+                          <w:jc w:val="center"/>
+                        </w:pPr>
+                        <w:r>
+                          <w:t xml:space="preserve">Albanian</w:t>
+                        </w:r>
+                      </w:p>
+                    </w:tc>
+                    <w:tc>
+                      <w:tcPr/>
+                      <w:p>
+                        <w:pPr>
+                          <w:pStyle w:val="Compact"/>
+                          <w:jc w:val="right"/>
+                          <w:jc w:val="center"/>
+                        </w:pPr>
+                        <w:r>
+                          <w:t xml:space="preserve">22</w:t>
+                        </w:r>
+                      </w:p>
+                    </w:tc>
+                    <w:tc>
+                      <w:tcPr/>
+                      <w:p>
+                        <w:pPr>
+                          <w:pStyle w:val="Compact"/>
+                          <w:jc w:val="right"/>
+                          <w:jc w:val="center"/>
+                        </w:pPr>
+                        <w:r>
+                          <w:t xml:space="preserve">14</w:t>
+                        </w:r>
+                      </w:p>
+                    </w:tc>
+                    <w:tc>
+                      <w:tcPr/>
+                      <w:p>
+                        <w:pPr>
+                          <w:pStyle w:val="Compact"/>
+                          <w:jc w:val="right"/>
+                          <w:jc w:val="center"/>
+                        </w:pPr>
+                        <w:r>
+                          <w:t xml:space="preserve">63.6</w:t>
+                        </w:r>
+                      </w:p>
+                    </w:tc>
+                  </w:tr>
+                  <w:tr>
+                    <w:tc>
+                      <w:tcPr/>
+                      <w:p>
+                        <w:pPr>
+                          <w:pStyle w:val="Compact"/>
+                          <w:jc w:val="left"/>
+                          <w:jc w:val="center"/>
+                        </w:pPr>
+                        <w:r>
+                          <w:t xml:space="preserve">agency</w:t>
+                        </w:r>
+                      </w:p>
+                    </w:tc>
+                    <w:tc>
+                      <w:tcPr/>
+                      <w:p>
+                        <w:pPr>
+                          <w:pStyle w:val="Compact"/>
+                          <w:jc w:val="left"/>
+                          <w:jc w:val="center"/>
+                        </w:pPr>
+                        <w:r>
+                          <w:t xml:space="preserve">German</w:t>
+                        </w:r>
+                      </w:p>
+                    </w:tc>
+                    <w:tc>
+                      <w:tcPr/>
+                      <w:p>
+                        <w:pPr>
+                          <w:pStyle w:val="Compact"/>
+                          <w:jc w:val="right"/>
+                          <w:jc w:val="center"/>
+                        </w:pPr>
+                        <w:r>
+                          <w:t xml:space="preserve">24</w:t>
+                        </w:r>
+                      </w:p>
+                    </w:tc>
+                    <w:tc>
+                      <w:tcPr/>
+                      <w:p>
+                        <w:pPr>
+                          <w:pStyle w:val="Compact"/>
+                          <w:jc w:val="right"/>
+                          <w:jc w:val="center"/>
+                        </w:pPr>
+                        <w:r>
+                          <w:t xml:space="preserve">15</w:t>
+                        </w:r>
+                      </w:p>
+                    </w:tc>
+                    <w:tc>
+                      <w:tcPr/>
+                      <w:p>
+                        <w:pPr>
+                          <w:pStyle w:val="Compact"/>
+                          <w:jc w:val="right"/>
+                          <w:jc w:val="center"/>
+                        </w:pPr>
+                        <w:r>
+                          <w:t xml:space="preserve">62.5</w:t>
+                        </w:r>
+                      </w:p>
+                    </w:tc>
+                  </w:tr>
+                  <w:tr>
+                    <w:tc>
+                      <w:tcPr/>
+                      <w:p>
+                        <w:pPr>
+                          <w:pStyle w:val="Compact"/>
+                          <w:jc w:val="left"/>
+                          <w:jc w:val="center"/>
+                        </w:pPr>
+                        <w:r>
+                          <w:t xml:space="preserve">agency</w:t>
+                        </w:r>
+                      </w:p>
+                    </w:tc>
+                    <w:tc>
+                      <w:tcPr/>
+                      <w:p>
+                        <w:pPr>
+                          <w:pStyle w:val="Compact"/>
+                          <w:jc w:val="left"/>
+                          <w:jc w:val="center"/>
+                        </w:pPr>
+                        <w:r>
+                          <w:t xml:space="preserve">Russian</w:t>
+                        </w:r>
+                      </w:p>
+                    </w:tc>
+                    <w:tc>
+                      <w:tcPr/>
+                      <w:p>
+                        <w:pPr>
+                          <w:pStyle w:val="Compact"/>
+                          <w:jc w:val="right"/>
+                          <w:jc w:val="center"/>
+                        </w:pPr>
+                        <w:r>
+                          <w:t xml:space="preserve">24</w:t>
+                        </w:r>
+                      </w:p>
+                    </w:tc>
+                    <w:tc>
+                      <w:tcPr/>
+                      <w:p>
+                        <w:pPr>
+                          <w:pStyle w:val="Compact"/>
+                          <w:jc w:val="right"/>
+                          <w:jc w:val="center"/>
+                        </w:pPr>
+                        <w:r>
+                          <w:t xml:space="preserve">15</w:t>
+                        </w:r>
+                      </w:p>
+                    </w:tc>
+                    <w:tc>
+                      <w:tcPr/>
+                      <w:p>
+                        <w:pPr>
+                          <w:pStyle w:val="Compact"/>
+                          <w:jc w:val="right"/>
+                          <w:jc w:val="center"/>
+                        </w:pPr>
+                        <w:r>
+                          <w:t xml:space="preserve">62.5</w:t>
+                        </w:r>
+                      </w:p>
+                    </w:tc>
+                  </w:tr>
+                  <w:tr>
+                    <w:tc>
+                      <w:tcPr/>
+                      <w:p>
+                        <w:pPr>
+                          <w:pStyle w:val="Compact"/>
+                          <w:jc w:val="left"/>
+                          <w:jc w:val="center"/>
+                        </w:pPr>
+                        <w:r>
+                          <w:t xml:space="preserve">communality</w:t>
+                        </w:r>
+                      </w:p>
+                    </w:tc>
+                    <w:tc>
+                      <w:tcPr/>
+                      <w:p>
+                        <w:pPr>
+                          <w:pStyle w:val="Compact"/>
+                          <w:jc w:val="left"/>
+                          <w:jc w:val="center"/>
+                        </w:pPr>
+                        <w:r>
+                          <w:t xml:space="preserve">Czech</w:t>
+                        </w:r>
+                      </w:p>
+                    </w:tc>
+                    <w:tc>
+                      <w:tcPr/>
+                      <w:p>
+                        <w:pPr>
+                          <w:pStyle w:val="Compact"/>
+                          <w:jc w:val="right"/>
+                          <w:jc w:val="center"/>
+                        </w:pPr>
+                        <w:r>
+                          <w:t xml:space="preserve">24</w:t>
+                        </w:r>
+                      </w:p>
+                    </w:tc>
+                    <w:tc>
+                      <w:tcPr/>
+                      <w:p>
+                        <w:pPr>
+                          <w:pStyle w:val="Compact"/>
+                          <w:jc w:val="right"/>
+                          <w:jc w:val="center"/>
+                        </w:pPr>
+                        <w:r>
+                          <w:t xml:space="preserve">21</w:t>
+                        </w:r>
+                      </w:p>
+                    </w:tc>
+                    <w:tc>
+                      <w:tcPr/>
+                      <w:p>
+                        <w:pPr>
+                          <w:pStyle w:val="Compact"/>
+                          <w:jc w:val="right"/>
+                          <w:jc w:val="center"/>
+                        </w:pPr>
+                        <w:r>
+                          <w:t xml:space="preserve">87.5</w:t>
+                        </w:r>
+                      </w:p>
+                    </w:tc>
+                  </w:tr>
+                  <w:tr>
+                    <w:tc>
+                      <w:tcPr/>
+                      <w:p>
+                        <w:pPr>
+                          <w:pStyle w:val="Compact"/>
+                          <w:jc w:val="left"/>
+                          <w:jc w:val="center"/>
+                        </w:pPr>
+                        <w:r>
+                          <w:t xml:space="preserve">communality</w:t>
+                        </w:r>
+                      </w:p>
+                    </w:tc>
+                    <w:tc>
+                      <w:tcPr/>
+                      <w:p>
+                        <w:pPr>
+                          <w:pStyle w:val="Compact"/>
+                          <w:jc w:val="left"/>
+                          <w:jc w:val="center"/>
+                        </w:pPr>
+                        <w:r>
+                          <w:t xml:space="preserve">English</w:t>
+                        </w:r>
+                      </w:p>
+                    </w:tc>
+                    <w:tc>
+                      <w:tcPr/>
+                      <w:p>
+                        <w:pPr>
+                          <w:pStyle w:val="Compact"/>
+                          <w:jc w:val="right"/>
+                          <w:jc w:val="center"/>
+                        </w:pPr>
+                        <w:r>
+                          <w:t xml:space="preserve">24</w:t>
+                        </w:r>
+                      </w:p>
+                    </w:tc>
+                    <w:tc>
+                      <w:tcPr/>
+                      <w:p>
+                        <w:pPr>
+                          <w:pStyle w:val="Compact"/>
+                          <w:jc w:val="right"/>
+                          <w:jc w:val="center"/>
+                        </w:pPr>
+                        <w:r>
+                          <w:t xml:space="preserve">20</w:t>
+                        </w:r>
+                      </w:p>
+                    </w:tc>
+                    <w:tc>
+                      <w:tcPr/>
+                      <w:p>
+                        <w:pPr>
+                          <w:pStyle w:val="Compact"/>
+                          <w:jc w:val="right"/>
+                          <w:jc w:val="center"/>
+                        </w:pPr>
+                        <w:r>
+                          <w:t xml:space="preserve">83.3</w:t>
+                        </w:r>
+                      </w:p>
+                    </w:tc>
+                  </w:tr>
+                  <w:tr>
+                    <w:tc>
+                      <w:tcPr/>
+                      <w:p>
+                        <w:pPr>
+                          <w:pStyle w:val="Compact"/>
+                          <w:jc w:val="left"/>
+                          <w:jc w:val="center"/>
+                        </w:pPr>
+                        <w:r>
+                          <w:t xml:space="preserve">communality</w:t>
+                        </w:r>
+                      </w:p>
+                    </w:tc>
+                    <w:tc>
+                      <w:tcPr/>
+                      <w:p>
+                        <w:pPr>
+                          <w:pStyle w:val="Compact"/>
+                          <w:jc w:val="left"/>
+                          <w:jc w:val="center"/>
+                        </w:pPr>
+                        <w:r>
+                          <w:t xml:space="preserve">Russian</w:t>
+                        </w:r>
+                      </w:p>
+                    </w:tc>
+                    <w:tc>
+                      <w:tcPr/>
+                      <w:p>
+                        <w:pPr>
+                          <w:pStyle w:val="Compact"/>
+                          <w:jc w:val="right"/>
+                          <w:jc w:val="center"/>
+                        </w:pPr>
+                        <w:r>
+                          <w:t xml:space="preserve">24</w:t>
+                        </w:r>
+                      </w:p>
+                    </w:tc>
+                    <w:tc>
+                      <w:tcPr/>
+                      <w:p>
+                        <w:pPr>
+                          <w:pStyle w:val="Compact"/>
+                          <w:jc w:val="right"/>
+                          <w:jc w:val="center"/>
+                        </w:pPr>
+                        <w:r>
+                          <w:t xml:space="preserve">17</w:t>
+                        </w:r>
+                      </w:p>
+                    </w:tc>
+                    <w:tc>
+                      <w:tcPr/>
+                      <w:p>
+                        <w:pPr>
+                          <w:pStyle w:val="Compact"/>
+                          <w:jc w:val="right"/>
+                          <w:jc w:val="center"/>
+                        </w:pPr>
+                        <w:r>
+                          <w:t xml:space="preserve">70.8</w:t>
+                        </w:r>
+                      </w:p>
+                    </w:tc>
+                  </w:tr>
+                  <w:tr>
+                    <w:tc>
+                      <w:tcPr/>
+                      <w:p>
+                        <w:pPr>
+                          <w:pStyle w:val="Compact"/>
+                          <w:jc w:val="left"/>
+                          <w:jc w:val="center"/>
+                        </w:pPr>
+                        <w:r>
+                          <w:t xml:space="preserve">communality</w:t>
+                        </w:r>
+                      </w:p>
+                    </w:tc>
+                    <w:tc>
+                      <w:tcPr/>
+                      <w:p>
+                        <w:pPr>
+                          <w:pStyle w:val="Compact"/>
+                          <w:jc w:val="left"/>
+                          <w:jc w:val="center"/>
+                        </w:pPr>
+                        <w:r>
+                          <w:t xml:space="preserve">Serbian</w:t>
+                        </w:r>
+                      </w:p>
+                    </w:tc>
+                    <w:tc>
+                      <w:tcPr/>
+                      <w:p>
+                        <w:pPr>
+                          <w:pStyle w:val="Compact"/>
+                          <w:jc w:val="right"/>
+                          <w:jc w:val="center"/>
+                        </w:pPr>
+                        <w:r>
+                          <w:t xml:space="preserve">24</w:t>
+                        </w:r>
+                      </w:p>
+                    </w:tc>
+                    <w:tc>
+                      <w:tcPr/>
+                      <w:p>
+                        <w:pPr>
+                          <w:pStyle w:val="Compact"/>
+                          <w:jc w:val="right"/>
+                          <w:jc w:val="center"/>
+                        </w:pPr>
+                        <w:r>
+                          <w:t xml:space="preserve">17</w:t>
+                        </w:r>
+                      </w:p>
+                    </w:tc>
+                    <w:tc>
+                      <w:tcPr/>
+                      <w:p>
+                        <w:pPr>
+                          <w:pStyle w:val="Compact"/>
+                          <w:jc w:val="right"/>
+                          <w:jc w:val="center"/>
+                        </w:pPr>
+                        <w:r>
+                          <w:t xml:space="preserve">70.8</w:t>
+                        </w:r>
+                      </w:p>
+                    </w:tc>
+                  </w:tr>
+                  <w:tr>
+                    <w:tc>
+                      <w:tcPr/>
+                      <w:p>
+                        <w:pPr>
+                          <w:pStyle w:val="Compact"/>
+                          <w:jc w:val="left"/>
+                          <w:jc w:val="center"/>
+                        </w:pPr>
+                        <w:r>
+                          <w:t xml:space="preserve">communality</w:t>
+                        </w:r>
+                      </w:p>
+                    </w:tc>
+                    <w:tc>
+                      <w:tcPr/>
+                      <w:p>
+                        <w:pPr>
+                          <w:pStyle w:val="Compact"/>
+                          <w:jc w:val="left"/>
+                          <w:jc w:val="center"/>
+                        </w:pPr>
+                        <w:r>
+                          <w:t xml:space="preserve">German</w:t>
+                        </w:r>
+                      </w:p>
+                    </w:tc>
+                    <w:tc>
+                      <w:tcPr/>
+                      <w:p>
+                        <w:pPr>
+                          <w:pStyle w:val="Compact"/>
+                          <w:jc w:val="right"/>
+                          <w:jc w:val="center"/>
+                        </w:pPr>
+                        <w:r>
+                          <w:t xml:space="preserve">24</w:t>
+                        </w:r>
+                      </w:p>
+                    </w:tc>
+                    <w:tc>
+                      <w:tcPr/>
+                      <w:p>
+                        <w:pPr>
+                          <w:pStyle w:val="Compact"/>
+                          <w:jc w:val="right"/>
+                          <w:jc w:val="center"/>
+                        </w:pPr>
+                        <w:r>
+                          <w:t xml:space="preserve">15</w:t>
+                        </w:r>
+                      </w:p>
+                    </w:tc>
+                    <w:tc>
+                      <w:tcPr/>
+                      <w:p>
+                        <w:pPr>
+                          <w:pStyle w:val="Compact"/>
+                          <w:jc w:val="right"/>
+                          <w:jc w:val="center"/>
+                        </w:pPr>
+                        <w:r>
+                          <w:t xml:space="preserve">62.5</w:t>
+                        </w:r>
+                      </w:p>
+                    </w:tc>
+                  </w:tr>
+                  <w:tr>
+                    <w:tc>
+                      <w:tcPr/>
+                      <w:p>
+                        <w:pPr>
+                          <w:pStyle w:val="Compact"/>
+                          <w:jc w:val="left"/>
+                          <w:jc w:val="center"/>
+                        </w:pPr>
+                        <w:r>
+                          <w:t xml:space="preserve">communality</w:t>
+                        </w:r>
+                      </w:p>
+                    </w:tc>
+                    <w:tc>
+                      <w:tcPr/>
+                      <w:p>
+                        <w:pPr>
+                          <w:pStyle w:val="Compact"/>
+                          <w:jc w:val="left"/>
+                          <w:jc w:val="center"/>
+                        </w:pPr>
+                        <w:r>
+                          <w:t xml:space="preserve">Albanian</w:t>
+                        </w:r>
+                      </w:p>
+                    </w:tc>
+                    <w:tc>
+                      <w:tcPr/>
+                      <w:p>
+                        <w:pPr>
+                          <w:pStyle w:val="Compact"/>
+                          <w:jc w:val="right"/>
+                          <w:jc w:val="center"/>
+                        </w:pPr>
+                        <w:r>
+                          <w:t xml:space="preserve">22</w:t>
+                        </w:r>
+                      </w:p>
+                    </w:tc>
+                    <w:tc>
+                      <w:tcPr/>
+                      <w:p>
+                        <w:pPr>
+                          <w:pStyle w:val="Compact"/>
+                          <w:jc w:val="right"/>
+                          <w:jc w:val="center"/>
+                        </w:pPr>
+                        <w:r>
+                          <w:t xml:space="preserve">13</w:t>
+                        </w:r>
+                      </w:p>
+                    </w:tc>
+                    <w:tc>
+                      <w:tcPr/>
+                      <w:p>
+                        <w:pPr>
+                          <w:pStyle w:val="Compact"/>
+                          <w:jc w:val="right"/>
+                          <w:jc w:val="center"/>
+                        </w:pPr>
+                        <w:r>
+                          <w:t xml:space="preserve">59.1</w:t>
+                        </w:r>
+                      </w:p>
+                    </w:tc>
+                  </w:tr>
+                  <w:tr>
+                    <w:tc>
+                      <w:tcPr/>
+                      <w:p>
+                        <w:pPr>
+                          <w:pStyle w:val="Compact"/>
+                          <w:jc w:val="left"/>
+                          <w:jc w:val="center"/>
+                        </w:pPr>
+                        <w:r>
+                          <w:t xml:space="preserve">dominance</w:t>
+                        </w:r>
+                      </w:p>
+                    </w:tc>
+                    <w:tc>
+                      <w:tcPr/>
+                      <w:p>
+                        <w:pPr>
+                          <w:pStyle w:val="Compact"/>
+                          <w:jc w:val="left"/>
+                          <w:jc w:val="center"/>
+                        </w:pPr>
+                        <w:r>
+                          <w:t xml:space="preserve">Czech</w:t>
+                        </w:r>
+                      </w:p>
+                    </w:tc>
+                    <w:tc>
+                      <w:tcPr/>
+                      <w:p>
+                        <w:pPr>
+                          <w:pStyle w:val="Compact"/>
+                          <w:jc w:val="right"/>
+                          <w:jc w:val="center"/>
+                        </w:pPr>
+                        <w:r>
+                          <w:t xml:space="preserve">24</w:t>
+                        </w:r>
+                      </w:p>
+                    </w:tc>
+                    <w:tc>
+                      <w:tcPr/>
+                      <w:p>
+                        <w:pPr>
+                          <w:pStyle w:val="Compact"/>
+                          <w:jc w:val="right"/>
+                          <w:jc w:val="center"/>
+                        </w:pPr>
+                        <w:r>
+                          <w:t xml:space="preserve">24</w:t>
+                        </w:r>
+                      </w:p>
+                    </w:tc>
+                    <w:tc>
+                      <w:tcPr/>
+                      <w:p>
+                        <w:pPr>
+                          <w:pStyle w:val="Compact"/>
+                          <w:jc w:val="right"/>
+                          <w:jc w:val="center"/>
+                        </w:pPr>
+                        <w:r>
+                          <w:t xml:space="preserve">100.0</w:t>
+                        </w:r>
+                      </w:p>
+                    </w:tc>
+                  </w:tr>
+                  <w:tr>
+                    <w:tc>
+                      <w:tcPr/>
+                      <w:p>
+                        <w:pPr>
+                          <w:pStyle w:val="Compact"/>
+                          <w:jc w:val="left"/>
+                          <w:jc w:val="center"/>
+                        </w:pPr>
+                        <w:r>
+                          <w:t xml:space="preserve">dominance</w:t>
+                        </w:r>
+                      </w:p>
+                    </w:tc>
+                    <w:tc>
+                      <w:tcPr/>
+                      <w:p>
+                        <w:pPr>
+                          <w:pStyle w:val="Compact"/>
+                          <w:jc w:val="left"/>
+                          <w:jc w:val="center"/>
+                        </w:pPr>
+                        <w:r>
+                          <w:t xml:space="preserve">English</w:t>
+                        </w:r>
+                      </w:p>
+                    </w:tc>
+                    <w:tc>
+                      <w:tcPr/>
+                      <w:p>
+                        <w:pPr>
+                          <w:pStyle w:val="Compact"/>
+                          <w:jc w:val="right"/>
+                          <w:jc w:val="center"/>
+                        </w:pPr>
+                        <w:r>
+                          <w:t xml:space="preserve">24</w:t>
+                        </w:r>
+                      </w:p>
+                    </w:tc>
+                    <w:tc>
+                      <w:tcPr/>
+                      <w:p>
+                        <w:pPr>
+                          <w:pStyle w:val="Compact"/>
+                          <w:jc w:val="right"/>
+                          <w:jc w:val="center"/>
+                        </w:pPr>
+                        <w:r>
+                          <w:t xml:space="preserve">21</w:t>
+                        </w:r>
+                      </w:p>
+                    </w:tc>
+                    <w:tc>
+                      <w:tcPr/>
+                      <w:p>
+                        <w:pPr>
+                          <w:pStyle w:val="Compact"/>
+                          <w:jc w:val="right"/>
+                          <w:jc w:val="center"/>
+                        </w:pPr>
+                        <w:r>
+                          <w:t xml:space="preserve">87.5</w:t>
+                        </w:r>
+                      </w:p>
+                    </w:tc>
+                  </w:tr>
+                  <w:tr>
+                    <w:tc>
+                      <w:tcPr/>
+                      <w:p>
+                        <w:pPr>
+                          <w:pStyle w:val="Compact"/>
+                          <w:jc w:val="left"/>
+                          <w:jc w:val="center"/>
+                        </w:pPr>
+                        <w:r>
+                          <w:t xml:space="preserve">dominance</w:t>
+                        </w:r>
+                      </w:p>
+                    </w:tc>
+                    <w:tc>
+                      <w:tcPr/>
+                      <w:p>
+                        <w:pPr>
+                          <w:pStyle w:val="Compact"/>
+                          <w:jc w:val="left"/>
+                          <w:jc w:val="center"/>
+                        </w:pPr>
+                        <w:r>
+                          <w:t xml:space="preserve">Albanian</w:t>
+                        </w:r>
+                      </w:p>
+                    </w:tc>
+                    <w:tc>
+                      <w:tcPr/>
+                      <w:p>
+                        <w:pPr>
+                          <w:pStyle w:val="Compact"/>
+                          <w:jc w:val="right"/>
+                          <w:jc w:val="center"/>
+                        </w:pPr>
+                        <w:r>
+                          <w:t xml:space="preserve">22</w:t>
+                        </w:r>
+                      </w:p>
+                    </w:tc>
+                    <w:tc>
+                      <w:tcPr/>
+                      <w:p>
+                        <w:pPr>
+                          <w:pStyle w:val="Compact"/>
+                          <w:jc w:val="right"/>
+                          <w:jc w:val="center"/>
+                        </w:pPr>
+                        <w:r>
+                          <w:t xml:space="preserve">18</w:t>
+                        </w:r>
+                      </w:p>
+                    </w:tc>
+                    <w:tc>
+                      <w:tcPr/>
+                      <w:p>
+                        <w:pPr>
+                          <w:pStyle w:val="Compact"/>
+                          <w:jc w:val="right"/>
+                          <w:jc w:val="center"/>
+                        </w:pPr>
+                        <w:r>
+                          <w:t xml:space="preserve">81.8</w:t>
+                        </w:r>
+                      </w:p>
+                    </w:tc>
+                  </w:tr>
+                  <w:tr>
+                    <w:tc>
+                      <w:tcPr/>
+                      <w:p>
+                        <w:pPr>
+                          <w:pStyle w:val="Compact"/>
+                          <w:jc w:val="left"/>
+                          <w:jc w:val="center"/>
+                        </w:pPr>
+                        <w:r>
+                          <w:t xml:space="preserve">dominance</w:t>
+                        </w:r>
+                      </w:p>
+                    </w:tc>
+                    <w:tc>
+                      <w:tcPr/>
+                      <w:p>
+                        <w:pPr>
+                          <w:pStyle w:val="Compact"/>
+                          <w:jc w:val="left"/>
+                          <w:jc w:val="center"/>
+                        </w:pPr>
+                        <w:r>
+                          <w:t xml:space="preserve">German</w:t>
+                        </w:r>
+                      </w:p>
+                    </w:tc>
+                    <w:tc>
+                      <w:tcPr/>
+                      <w:p>
+                        <w:pPr>
+                          <w:pStyle w:val="Compact"/>
+                          <w:jc w:val="right"/>
+                          <w:jc w:val="center"/>
+                        </w:pPr>
+                        <w:r>
+                          <w:t xml:space="preserve">24</w:t>
+                        </w:r>
+                      </w:p>
+                    </w:tc>
+                    <w:tc>
+                      <w:tcPr/>
+                      <w:p>
+                        <w:pPr>
+                          <w:pStyle w:val="Compact"/>
+                          <w:jc w:val="right"/>
+                          <w:jc w:val="center"/>
+                        </w:pPr>
+                        <w:r>
+                          <w:t xml:space="preserve">19</w:t>
+                        </w:r>
+                      </w:p>
+                    </w:tc>
+                    <w:tc>
+                      <w:tcPr/>
+                      <w:p>
+                        <w:pPr>
+                          <w:pStyle w:val="Compact"/>
+                          <w:jc w:val="right"/>
+                          <w:jc w:val="center"/>
+                        </w:pPr>
+                        <w:r>
+                          <w:t xml:space="preserve">79.2</w:t>
+                        </w:r>
+                      </w:p>
+                    </w:tc>
+                  </w:tr>
+                  <w:tr>
+                    <w:tc>
+                      <w:tcPr/>
+                      <w:p>
+                        <w:pPr>
+                          <w:pStyle w:val="Compact"/>
+                          <w:jc w:val="left"/>
+                          <w:jc w:val="center"/>
+                        </w:pPr>
+                        <w:r>
+                          <w:t xml:space="preserve">dominance</w:t>
+                        </w:r>
+                      </w:p>
+                    </w:tc>
+                    <w:tc>
+                      <w:tcPr/>
+                      <w:p>
+                        <w:pPr>
+                          <w:pStyle w:val="Compact"/>
+                          <w:jc w:val="left"/>
+                          <w:jc w:val="center"/>
+                        </w:pPr>
+                        <w:r>
+                          <w:t xml:space="preserve">Russian</w:t>
+                        </w:r>
+                      </w:p>
+                    </w:tc>
+                    <w:tc>
+                      <w:tcPr/>
+                      <w:p>
+                        <w:pPr>
+                          <w:pStyle w:val="Compact"/>
+                          <w:jc w:val="right"/>
+                          <w:jc w:val="center"/>
+                        </w:pPr>
+                        <w:r>
+                          <w:t xml:space="preserve">24</w:t>
+                        </w:r>
+                      </w:p>
+                    </w:tc>
+                    <w:tc>
+                      <w:tcPr/>
+                      <w:p>
+                        <w:pPr>
+                          <w:pStyle w:val="Compact"/>
+                          <w:jc w:val="right"/>
+                          <w:jc w:val="center"/>
+                        </w:pPr>
+                        <w:r>
+                          <w:t xml:space="preserve">18</w:t>
+                        </w:r>
+                      </w:p>
+                    </w:tc>
+                    <w:tc>
+                      <w:tcPr/>
+                      <w:p>
+                        <w:pPr>
+                          <w:pStyle w:val="Compact"/>
+                          <w:jc w:val="right"/>
+                          <w:jc w:val="center"/>
+                        </w:pPr>
+                        <w:r>
+                          <w:t xml:space="preserve">75.0</w:t>
+                        </w:r>
+                      </w:p>
+                    </w:tc>
+                  </w:tr>
+                  <w:tr>
+                    <w:tc>
+                      <w:tcPr/>
+                      <w:p>
+                        <w:pPr>
+                          <w:pStyle w:val="Compact"/>
+                          <w:jc w:val="left"/>
+                          <w:jc w:val="center"/>
+                        </w:pPr>
+                        <w:r>
+                          <w:t xml:space="preserve">dominance</w:t>
+                        </w:r>
+                      </w:p>
+                    </w:tc>
+                    <w:tc>
+                      <w:tcPr/>
+                      <w:p>
+                        <w:pPr>
+                          <w:pStyle w:val="Compact"/>
+                          <w:jc w:val="left"/>
+                          <w:jc w:val="center"/>
+                        </w:pPr>
+                        <w:r>
+                          <w:t xml:space="preserve">Serbian</w:t>
+                        </w:r>
+                      </w:p>
+                    </w:tc>
+                    <w:tc>
+                      <w:tcPr/>
+                      <w:p>
+                        <w:pPr>
+                          <w:pStyle w:val="Compact"/>
+                          <w:jc w:val="right"/>
+                          <w:jc w:val="center"/>
+                        </w:pPr>
+                        <w:r>
+                          <w:t xml:space="preserve">24</w:t>
+                        </w:r>
+                      </w:p>
+                    </w:tc>
+                    <w:tc>
+                      <w:tcPr/>
+                      <w:p>
+                        <w:pPr>
+                          <w:pStyle w:val="Compact"/>
+                          <w:jc w:val="right"/>
+                          <w:jc w:val="center"/>
+                        </w:pPr>
+                        <w:r>
+                          <w:t xml:space="preserve">17</w:t>
+                        </w:r>
+                      </w:p>
+                    </w:tc>
+                    <w:tc>
+                      <w:tcPr/>
+                      <w:p>
+                        <w:pPr>
+                          <w:pStyle w:val="Compact"/>
+                          <w:jc w:val="right"/>
+                          <w:jc w:val="center"/>
+                        </w:pPr>
+                        <w:r>
+                          <w:t xml:space="preserve">70.8</w:t>
+                        </w:r>
+                      </w:p>
+                    </w:tc>
+                  </w:tr>
+                  <w:tr>
+                    <w:tc>
+                      <w:tcPr/>
+                      <w:p>
+                        <w:pPr>
+                          <w:pStyle w:val="Compact"/>
+                          <w:jc w:val="left"/>
+                          <w:jc w:val="center"/>
+                        </w:pPr>
+                        <w:r>
+                          <w:t xml:space="preserve">giftedness</w:t>
+                        </w:r>
+                      </w:p>
+                    </w:tc>
+                    <w:tc>
+                      <w:tcPr/>
+                      <w:p>
+                        <w:pPr>
+                          <w:pStyle w:val="Compact"/>
+                          <w:jc w:val="left"/>
+                          <w:jc w:val="center"/>
+                        </w:pPr>
+                        <w:r>
+                          <w:t xml:space="preserve">Czech</w:t>
+                        </w:r>
+                      </w:p>
+                    </w:tc>
+                    <w:tc>
+                      <w:tcPr/>
+                      <w:p>
+                        <w:pPr>
+                          <w:pStyle w:val="Compact"/>
+                          <w:jc w:val="right"/>
+                          <w:jc w:val="center"/>
+                        </w:pPr>
+                        <w:r>
+                          <w:t xml:space="preserve">24</w:t>
+                        </w:r>
+                      </w:p>
+                    </w:tc>
+                    <w:tc>
+                      <w:tcPr/>
+                      <w:p>
+                        <w:pPr>
+                          <w:pStyle w:val="Compact"/>
+                          <w:jc w:val="right"/>
+                          <w:jc w:val="center"/>
+                        </w:pPr>
+                        <w:r>
+                          <w:t xml:space="preserve">16</w:t>
+                        </w:r>
+                      </w:p>
+                    </w:tc>
+                    <w:tc>
+                      <w:tcPr/>
+                      <w:p>
+                        <w:pPr>
+                          <w:pStyle w:val="Compact"/>
+                          <w:jc w:val="right"/>
+                          <w:jc w:val="center"/>
+                        </w:pPr>
+                        <w:r>
+                          <w:t xml:space="preserve">66.7</w:t>
+                        </w:r>
+                      </w:p>
+                    </w:tc>
+                  </w:tr>
+                  <w:tr>
+                    <w:tc>
+                      <w:tcPr/>
+                      <w:p>
+                        <w:pPr>
+                          <w:pStyle w:val="Compact"/>
+                          <w:jc w:val="left"/>
+                          <w:jc w:val="center"/>
+                        </w:pPr>
+                        <w:r>
+                          <w:t xml:space="preserve">giftedness</w:t>
+                        </w:r>
+                      </w:p>
+                    </w:tc>
+                    <w:tc>
+                      <w:tcPr/>
+                      <w:p>
+                        <w:pPr>
+                          <w:pStyle w:val="Compact"/>
+                          <w:jc w:val="left"/>
+                          <w:jc w:val="center"/>
+                        </w:pPr>
+                        <w:r>
+                          <w:t xml:space="preserve">English</w:t>
+                        </w:r>
+                      </w:p>
+                    </w:tc>
+                    <w:tc>
+                      <w:tcPr/>
+                      <w:p>
+                        <w:pPr>
+                          <w:pStyle w:val="Compact"/>
+                          <w:jc w:val="right"/>
+                          <w:jc w:val="center"/>
+                        </w:pPr>
+                        <w:r>
+                          <w:t xml:space="preserve">24</w:t>
+                        </w:r>
+                      </w:p>
+                    </w:tc>
+                    <w:tc>
+                      <w:tcPr/>
+                      <w:p>
+                        <w:pPr>
+                          <w:pStyle w:val="Compact"/>
+                          <w:jc w:val="right"/>
+                          <w:jc w:val="center"/>
+                        </w:pPr>
+                        <w:r>
+                          <w:t xml:space="preserve">14</w:t>
+                        </w:r>
+                      </w:p>
+                    </w:tc>
+                    <w:tc>
+                      <w:tcPr/>
+                      <w:p>
+                        <w:pPr>
+                          <w:pStyle w:val="Compact"/>
+                          <w:jc w:val="right"/>
+                          <w:jc w:val="center"/>
+                        </w:pPr>
+                        <w:r>
+                          <w:t xml:space="preserve">58.3</w:t>
+                        </w:r>
+                      </w:p>
+                    </w:tc>
+                  </w:tr>
+                  <w:tr>
+                    <w:tc>
+                      <w:tcPr/>
+                      <w:p>
+                        <w:pPr>
+                          <w:pStyle w:val="Compact"/>
+                          <w:jc w:val="left"/>
+                          <w:jc w:val="center"/>
+                        </w:pPr>
+                        <w:r>
+                          <w:t xml:space="preserve">giftedness</w:t>
+                        </w:r>
+                      </w:p>
+                    </w:tc>
+                    <w:tc>
+                      <w:tcPr/>
+                      <w:p>
+                        <w:pPr>
+                          <w:pStyle w:val="Compact"/>
+                          <w:jc w:val="left"/>
+                          <w:jc w:val="center"/>
+                        </w:pPr>
+                        <w:r>
+                          <w:t xml:space="preserve">Serbian</w:t>
+                        </w:r>
+                      </w:p>
+                    </w:tc>
+                    <w:tc>
+                      <w:tcPr/>
+                      <w:p>
+                        <w:pPr>
+                          <w:pStyle w:val="Compact"/>
+                          <w:jc w:val="right"/>
+                          <w:jc w:val="center"/>
+                        </w:pPr>
+                        <w:r>
+                          <w:t xml:space="preserve">23</w:t>
+                        </w:r>
+                      </w:p>
+                    </w:tc>
+                    <w:tc>
+                      <w:tcPr/>
+                      <w:p>
+                        <w:pPr>
+                          <w:pStyle w:val="Compact"/>
+                          <w:jc w:val="right"/>
+                          <w:jc w:val="center"/>
+                        </w:pPr>
+                        <w:r>
+                          <w:t xml:space="preserve">13</w:t>
+                        </w:r>
+                      </w:p>
+                    </w:tc>
+                    <w:tc>
+                      <w:tcPr/>
+                      <w:p>
+                        <w:pPr>
+                          <w:pStyle w:val="Compact"/>
+                          <w:jc w:val="right"/>
+                          <w:jc w:val="center"/>
+                        </w:pPr>
+                        <w:r>
+                          <w:t xml:space="preserve">56.5</w:t>
+                        </w:r>
+                      </w:p>
+                    </w:tc>
+                  </w:tr>
+                  <w:tr>
+                    <w:tc>
+                      <w:tcPr/>
+                      <w:p>
+                        <w:pPr>
+                          <w:pStyle w:val="Compact"/>
+                          <w:jc w:val="left"/>
+                          <w:jc w:val="center"/>
+                        </w:pPr>
+                        <w:r>
+                          <w:t xml:space="preserve">giftedness</w:t>
+                        </w:r>
+                      </w:p>
+                    </w:tc>
+                    <w:tc>
+                      <w:tcPr/>
+                      <w:p>
+                        <w:pPr>
+                          <w:pStyle w:val="Compact"/>
+                          <w:jc w:val="left"/>
+                          <w:jc w:val="center"/>
+                        </w:pPr>
+                        <w:r>
+                          <w:t xml:space="preserve">Russian</w:t>
+                        </w:r>
+                      </w:p>
+                    </w:tc>
+                    <w:tc>
+                      <w:tcPr/>
+                      <w:p>
+                        <w:pPr>
+                          <w:pStyle w:val="Compact"/>
+                          <w:jc w:val="right"/>
+                          <w:jc w:val="center"/>
+                        </w:pPr>
+                        <w:r>
+                          <w:t xml:space="preserve">24</w:t>
+                        </w:r>
+                      </w:p>
+                    </w:tc>
+                    <w:tc>
+                      <w:tcPr/>
+                      <w:p>
+                        <w:pPr>
+                          <w:pStyle w:val="Compact"/>
+                          <w:jc w:val="right"/>
+                          <w:jc w:val="center"/>
+                        </w:pPr>
+                        <w:r>
+                          <w:t xml:space="preserve">13</w:t>
+                        </w:r>
+                      </w:p>
+                    </w:tc>
+                    <w:tc>
+                      <w:tcPr/>
+                      <w:p>
+                        <w:pPr>
+                          <w:pStyle w:val="Compact"/>
+                          <w:jc w:val="right"/>
+                          <w:jc w:val="center"/>
+                        </w:pPr>
+                        <w:r>
+                          <w:t xml:space="preserve">54.2</w:t>
+                        </w:r>
+                      </w:p>
+                    </w:tc>
+                  </w:tr>
+                  <w:tr>
+                    <w:tc>
+                      <w:tcPr/>
+                      <w:p>
+                        <w:pPr>
+                          <w:pStyle w:val="Compact"/>
+                          <w:jc w:val="left"/>
+                          <w:jc w:val="center"/>
+                        </w:pPr>
+                        <w:r>
+                          <w:t xml:space="preserve">giftedness</w:t>
+                        </w:r>
+                      </w:p>
+                    </w:tc>
+                    <w:tc>
+                      <w:tcPr/>
+                      <w:p>
+                        <w:pPr>
+                          <w:pStyle w:val="Compact"/>
+                          <w:jc w:val="left"/>
+                          <w:jc w:val="center"/>
+                        </w:pPr>
+                        <w:r>
+                          <w:t xml:space="preserve">German</w:t>
+                        </w:r>
+                      </w:p>
+                    </w:tc>
+                    <w:tc>
+                      <w:tcPr/>
+                      <w:p>
+                        <w:pPr>
+                          <w:pStyle w:val="Compact"/>
+                          <w:jc w:val="right"/>
+                          <w:jc w:val="center"/>
+                        </w:pPr>
+                        <w:r>
+                          <w:t xml:space="preserve">24</w:t>
+                        </w:r>
+                      </w:p>
+                    </w:tc>
+                    <w:tc>
+                      <w:tcPr/>
+                      <w:p>
+                        <w:pPr>
+                          <w:pStyle w:val="Compact"/>
+                          <w:jc w:val="right"/>
+                          <w:jc w:val="center"/>
+                        </w:pPr>
+                        <w:r>
+                          <w:t xml:space="preserve">11</w:t>
+                        </w:r>
+                      </w:p>
+                    </w:tc>
+                    <w:tc>
+                      <w:tcPr/>
+                      <w:p>
+                        <w:pPr>
+                          <w:pStyle w:val="Compact"/>
+                          <w:jc w:val="right"/>
+                          <w:jc w:val="center"/>
+                        </w:pPr>
+                        <w:r>
+                          <w:t xml:space="preserve">45.8</w:t>
+                        </w:r>
+                      </w:p>
+                    </w:tc>
+                  </w:tr>
+                  <w:tr>
+                    <w:tc>
+                      <w:tcPr/>
+                      <w:p>
+                        <w:pPr>
+                          <w:pStyle w:val="Compact"/>
+                          <w:jc w:val="left"/>
+                          <w:jc w:val="center"/>
+                        </w:pPr>
+                        <w:r>
+                          <w:t xml:space="preserve">giftedness</w:t>
+                        </w:r>
+                      </w:p>
+                    </w:tc>
+                    <w:tc>
+                      <w:tcPr/>
+                      <w:p>
+                        <w:pPr>
+                          <w:pStyle w:val="Compact"/>
+                          <w:jc w:val="left"/>
+                          <w:jc w:val="center"/>
+                        </w:pPr>
+                        <w:r>
+                          <w:t xml:space="preserve">Albanian</w:t>
+                        </w:r>
+                      </w:p>
+                    </w:tc>
+                    <w:tc>
+                      <w:tcPr/>
+                      <w:p>
+                        <w:pPr>
+                          <w:pStyle w:val="Compact"/>
+                          <w:jc w:val="right"/>
+                          <w:jc w:val="center"/>
+                        </w:pPr>
+                        <w:r>
+                          <w:t xml:space="preserve">21</w:t>
+                        </w:r>
+                      </w:p>
+                    </w:tc>
+                    <w:tc>
+                      <w:tcPr/>
+                      <w:p>
+                        <w:pPr>
+                          <w:pStyle w:val="Compact"/>
+                          <w:jc w:val="right"/>
+                          <w:jc w:val="center"/>
+                        </w:pPr>
+                        <w:r>
+                          <w:t xml:space="preserve">5</w:t>
+                        </w:r>
+                      </w:p>
+                    </w:tc>
+                    <w:tc>
+                      <w:tcPr/>
+                      <w:p>
+                        <w:pPr>
+                          <w:pStyle w:val="Compact"/>
+                          <w:jc w:val="right"/>
+                          <w:jc w:val="center"/>
+                        </w:pPr>
+                        <w:r>
+                          <w:t xml:space="preserve">23.8</w:t>
+                        </w:r>
+                      </w:p>
+                    </w:tc>
+                  </w:tr>
+                  <w:tr>
+                    <w:tc>
+                      <w:tcPr/>
+                      <w:p>
+                        <w:pPr>
+                          <w:pStyle w:val="Compact"/>
+                          <w:jc w:val="left"/>
+                          <w:jc w:val="center"/>
+                        </w:pPr>
+                        <w:r>
+                          <w:t xml:space="preserve">weakness</w:t>
+                        </w:r>
+                      </w:p>
+                    </w:tc>
+                    <w:tc>
+                      <w:tcPr/>
+                      <w:p>
+                        <w:pPr>
+                          <w:pStyle w:val="Compact"/>
+                          <w:jc w:val="left"/>
+                          <w:jc w:val="center"/>
+                        </w:pPr>
+                        <w:r>
+                          <w:t xml:space="preserve">Czech</w:t>
+                        </w:r>
+                      </w:p>
+                    </w:tc>
+                    <w:tc>
+                      <w:tcPr/>
+                      <w:p>
+                        <w:pPr>
+                          <w:pStyle w:val="Compact"/>
+                          <w:jc w:val="right"/>
+                          <w:jc w:val="center"/>
+                        </w:pPr>
+                        <w:r>
+                          <w:t xml:space="preserve">24</w:t>
+                        </w:r>
+                      </w:p>
+                    </w:tc>
+                    <w:tc>
+                      <w:tcPr/>
+                      <w:p>
+                        <w:pPr>
+                          <w:pStyle w:val="Compact"/>
+                          <w:jc w:val="right"/>
+                          <w:jc w:val="center"/>
+                        </w:pPr>
+                        <w:r>
+                          <w:t xml:space="preserve">19</w:t>
+                        </w:r>
+                      </w:p>
+                    </w:tc>
+                    <w:tc>
+                      <w:tcPr/>
+                      <w:p>
+                        <w:pPr>
+                          <w:pStyle w:val="Compact"/>
+                          <w:jc w:val="right"/>
+                          <w:jc w:val="center"/>
+                        </w:pPr>
+                        <w:r>
+                          <w:t xml:space="preserve">79.2</w:t>
+                        </w:r>
+                      </w:p>
+                    </w:tc>
+                  </w:tr>
+                  <w:tr>
+                    <w:tc>
+                      <w:tcPr/>
+                      <w:p>
+                        <w:pPr>
+                          <w:pStyle w:val="Compact"/>
+                          <w:jc w:val="left"/>
+                          <w:jc w:val="center"/>
+                        </w:pPr>
+                        <w:r>
+                          <w:t xml:space="preserve">weakness</w:t>
+                        </w:r>
+                      </w:p>
+                    </w:tc>
+                    <w:tc>
+                      <w:tcPr/>
+                      <w:p>
+                        <w:pPr>
+                          <w:pStyle w:val="Compact"/>
+                          <w:jc w:val="left"/>
+                          <w:jc w:val="center"/>
+                        </w:pPr>
+                        <w:r>
+                          <w:t xml:space="preserve">English</w:t>
+                        </w:r>
+                      </w:p>
+                    </w:tc>
+                    <w:tc>
+                      <w:tcPr/>
+                      <w:p>
+                        <w:pPr>
+                          <w:pStyle w:val="Compact"/>
+                          <w:jc w:val="right"/>
+                          <w:jc w:val="center"/>
+                        </w:pPr>
+                        <w:r>
+                          <w:t xml:space="preserve">24</w:t>
+                        </w:r>
+                      </w:p>
+                    </w:tc>
+                    <w:tc>
+                      <w:tcPr/>
+                      <w:p>
+                        <w:pPr>
+                          <w:pStyle w:val="Compact"/>
+                          <w:jc w:val="right"/>
+                          <w:jc w:val="center"/>
+                        </w:pPr>
+                        <w:r>
+                          <w:t xml:space="preserve">19</w:t>
+                        </w:r>
+                      </w:p>
+                    </w:tc>
+                    <w:tc>
+                      <w:tcPr/>
+                      <w:p>
+                        <w:pPr>
+                          <w:pStyle w:val="Compact"/>
+                          <w:jc w:val="right"/>
+                          <w:jc w:val="center"/>
+                        </w:pPr>
+                        <w:r>
+                          <w:t xml:space="preserve">79.2</w:t>
+                        </w:r>
+                      </w:p>
+                    </w:tc>
+                  </w:tr>
+                  <w:tr>
+                    <w:tc>
+                      <w:tcPr/>
+                      <w:p>
+                        <w:pPr>
+                          <w:pStyle w:val="Compact"/>
+                          <w:jc w:val="left"/>
+                          <w:jc w:val="center"/>
+                        </w:pPr>
+                        <w:r>
+                          <w:t xml:space="preserve">weakness</w:t>
+                        </w:r>
+                      </w:p>
+                    </w:tc>
+                    <w:tc>
+                      <w:tcPr/>
+                      <w:p>
+                        <w:pPr>
+                          <w:pStyle w:val="Compact"/>
+                          <w:jc w:val="left"/>
+                          <w:jc w:val="center"/>
+                        </w:pPr>
+                        <w:r>
+                          <w:t xml:space="preserve">Albanian</w:t>
+                        </w:r>
+                      </w:p>
+                    </w:tc>
+                    <w:tc>
+                      <w:tcPr/>
+                      <w:p>
+                        <w:pPr>
+                          <w:pStyle w:val="Compact"/>
+                          <w:jc w:val="right"/>
+                          <w:jc w:val="center"/>
+                        </w:pPr>
+                        <w:r>
+                          <w:t xml:space="preserve">23</w:t>
+                        </w:r>
+                      </w:p>
+                    </w:tc>
+                    <w:tc>
+                      <w:tcPr/>
+                      <w:p>
+                        <w:pPr>
+                          <w:pStyle w:val="Compact"/>
+                          <w:jc w:val="right"/>
+                          <w:jc w:val="center"/>
+                        </w:pPr>
+                        <w:r>
+                          <w:t xml:space="preserve">15</w:t>
+                        </w:r>
+                      </w:p>
+                    </w:tc>
+                    <w:tc>
+                      <w:tcPr/>
+                      <w:p>
+                        <w:pPr>
+                          <w:pStyle w:val="Compact"/>
+                          <w:jc w:val="right"/>
+                          <w:jc w:val="center"/>
+                        </w:pPr>
+                        <w:r>
+                          <w:t xml:space="preserve">65.2</w:t>
+                        </w:r>
+                      </w:p>
+                    </w:tc>
+                  </w:tr>
+                  <w:tr>
+                    <w:tc>
+                      <w:tcPr/>
+                      <w:p>
+                        <w:pPr>
+                          <w:pStyle w:val="Compact"/>
+                          <w:jc w:val="left"/>
+                          <w:jc w:val="center"/>
+                        </w:pPr>
+                        <w:r>
+                          <w:t xml:space="preserve">weakness</w:t>
+                        </w:r>
+                      </w:p>
+                    </w:tc>
+                    <w:tc>
+                      <w:tcPr/>
+                      <w:p>
+                        <w:pPr>
+                          <w:pStyle w:val="Compact"/>
+                          <w:jc w:val="left"/>
+                          <w:jc w:val="center"/>
+                        </w:pPr>
+                        <w:r>
+                          <w:t xml:space="preserve">German</w:t>
+                        </w:r>
+                      </w:p>
+                    </w:tc>
+                    <w:tc>
+                      <w:tcPr/>
+                      <w:p>
+                        <w:pPr>
+                          <w:pStyle w:val="Compact"/>
+                          <w:jc w:val="right"/>
+                          <w:jc w:val="center"/>
+                        </w:pPr>
+                        <w:r>
+                          <w:t xml:space="preserve">24</w:t>
+                        </w:r>
+                      </w:p>
+                    </w:tc>
+                    <w:tc>
+                      <w:tcPr/>
+                      <w:p>
+                        <w:pPr>
+                          <w:pStyle w:val="Compact"/>
+                          <w:jc w:val="right"/>
+                          <w:jc w:val="center"/>
+                        </w:pPr>
+                        <w:r>
+                          <w:t xml:space="preserve">15</w:t>
+                        </w:r>
+                      </w:p>
+                    </w:tc>
+                    <w:tc>
+                      <w:tcPr/>
+                      <w:p>
+                        <w:pPr>
+                          <w:pStyle w:val="Compact"/>
+                          <w:jc w:val="right"/>
+                          <w:jc w:val="center"/>
+                        </w:pPr>
+                        <w:r>
+                          <w:t xml:space="preserve">62.5</w:t>
+                        </w:r>
+                      </w:p>
+                    </w:tc>
+                  </w:tr>
+                  <w:tr>
+                    <w:tc>
+                      <w:tcPr/>
+                      <w:p>
+                        <w:pPr>
+                          <w:pStyle w:val="Compact"/>
+                          <w:jc w:val="left"/>
+                          <w:jc w:val="center"/>
+                        </w:pPr>
+                        <w:r>
+                          <w:t xml:space="preserve">weakness</w:t>
+                        </w:r>
+                      </w:p>
+                    </w:tc>
+                    <w:tc>
+                      <w:tcPr/>
+                      <w:p>
+                        <w:pPr>
+                          <w:pStyle w:val="Compact"/>
+                          <w:jc w:val="left"/>
+                          <w:jc w:val="center"/>
+                        </w:pPr>
+                        <w:r>
+                          <w:t xml:space="preserve">Russian</w:t>
+                        </w:r>
+                      </w:p>
+                    </w:tc>
+                    <w:tc>
+                      <w:tcPr/>
+                      <w:p>
+                        <w:pPr>
+                          <w:pStyle w:val="Compact"/>
+                          <w:jc w:val="right"/>
+                          <w:jc w:val="center"/>
+                        </w:pPr>
+                        <w:r>
+                          <w:t xml:space="preserve">24</w:t>
+                        </w:r>
+                      </w:p>
+                    </w:tc>
+                    <w:tc>
+                      <w:tcPr/>
+                      <w:p>
+                        <w:pPr>
+                          <w:pStyle w:val="Compact"/>
+                          <w:jc w:val="right"/>
+                          <w:jc w:val="center"/>
+                        </w:pPr>
+                        <w:r>
+                          <w:t xml:space="preserve">15</w:t>
+                        </w:r>
+                      </w:p>
+                    </w:tc>
+                    <w:tc>
+                      <w:tcPr/>
+                      <w:p>
+                        <w:pPr>
+                          <w:pStyle w:val="Compact"/>
+                          <w:jc w:val="right"/>
+                          <w:jc w:val="center"/>
+                        </w:pPr>
+                        <w:r>
+                          <w:t xml:space="preserve">62.5</w:t>
+                        </w:r>
+                      </w:p>
+                    </w:tc>
+                  </w:tr>
+                  <w:tr>
+                    <w:tc>
+                      <w:tcPr/>
+                      <w:p>
+                        <w:pPr>
+                          <w:pStyle w:val="Compact"/>
+                          <w:jc w:val="left"/>
+                          <w:jc w:val="center"/>
+                        </w:pPr>
+                        <w:r>
+                          <w:t xml:space="preserve">weakness</w:t>
+                        </w:r>
+                      </w:p>
+                    </w:tc>
+                    <w:tc>
+                      <w:tcPr/>
+                      <w:p>
+                        <w:pPr>
+                          <w:pStyle w:val="Compact"/>
+                          <w:jc w:val="left"/>
+                          <w:jc w:val="center"/>
+                        </w:pPr>
+                        <w:r>
+                          <w:t xml:space="preserve">Serbian</w:t>
+                        </w:r>
+                      </w:p>
+                    </w:tc>
+                    <w:tc>
+                      <w:tcPr/>
+                      <w:p>
+                        <w:pPr>
+                          <w:pStyle w:val="Compact"/>
+                          <w:jc w:val="right"/>
+                          <w:jc w:val="center"/>
+                        </w:pPr>
+                        <w:r>
+                          <w:t xml:space="preserve">24</w:t>
+                        </w:r>
+                      </w:p>
+                    </w:tc>
+                    <w:tc>
+                      <w:tcPr/>
+                      <w:p>
+                        <w:pPr>
+                          <w:pStyle w:val="Compact"/>
+                          <w:jc w:val="right"/>
+                          <w:jc w:val="center"/>
+                        </w:pPr>
+                        <w:r>
+                          <w:t xml:space="preserve">12</w:t>
+                        </w:r>
+                      </w:p>
+                    </w:tc>
+                    <w:tc>
+                      <w:tcPr/>
+                      <w:p>
+                        <w:pPr>
+                          <w:pStyle w:val="Compact"/>
+                          <w:jc w:val="right"/>
+                          <w:jc w:val="center"/>
+                        </w:pPr>
+                        <w:r>
+                          <w:t xml:space="preserve">50.0</w:t>
+                        </w:r>
+                      </w:p>
+                    </w:tc>
+                  </w:tr>
+                </w:tbl>
                 <w:bookmarkEnd w:id="96"/>
+                <w:p/>
               </w:tc>
             </w:tr>
           </w:tbl>
-          <w:p/>
         </w:tc>
       </w:tr>
     </w:tbl>
@@ -6146,7 +10093,7 @@
               <w:jc w:val="center"/>
             </w:pPr>
             <w:pPr>
-              <w:jc w:val="left"/>
+              <w:jc w:val="start"/>
               <w:spacing w:before="200"/>
               <w:pStyle w:val="ImageCaption"/>
             </w:pPr>
@@ -7035,7 +10982,7 @@
               <w:jc w:val="center"/>
             </w:pPr>
             <w:pPr>
-              <w:jc w:val="left"/>
+              <w:jc w:val="start"/>
               <w:spacing w:before="200"/>
               <w:pStyle w:val="ImageCaption"/>
             </w:pPr>
@@ -7496,7 +11443,7 @@
               <w:jc w:val="center"/>
             </w:pPr>
             <w:pPr>
-              <w:jc w:val="left"/>
+              <w:jc w:val="start"/>
               <w:spacing w:before="200"/>
               <w:pStyle w:val="ImageCaption"/>
             </w:pPr>
@@ -8430,7 +12377,7 @@
         <w:rPr>
           <w:rStyle w:val="VerbatimChar"/>
         </w:rPr>
-        <w:t xml:space="preserve">#&gt; R version 4.5.2 (2025-10-31)</w:t>
+        <w:t xml:space="preserve">#&gt; R version 4.5.1 (2025-06-13)</w:t>
       </w:r>
       <w:r>
         <w:br/>
@@ -8448,7 +12395,7 @@
         <w:rPr>
           <w:rStyle w:val="VerbatimChar"/>
         </w:rPr>
-        <w:t xml:space="preserve">#&gt; Running under: EndeavourOS</w:t>
+        <w:t xml:space="preserve">#&gt; Running under: Ubuntu 25.10</w:t>
       </w:r>
       <w:r>
         <w:br/>
@@ -8475,7 +12422,7 @@
         <w:rPr>
           <w:rStyle w:val="VerbatimChar"/>
         </w:rPr>
-        <w:t xml:space="preserve">#&gt; BLAS:   /usr/lib/libblas.so.3.12.0 </w:t>
+        <w:t xml:space="preserve">#&gt; BLAS:   /usr/lib/x86_64-linux-gnu/blas/libblas.so.3.12.1 </w:t>
       </w:r>
       <w:r>
         <w:br/>
@@ -8484,7 +12431,7 @@
         <w:rPr>
           <w:rStyle w:val="VerbatimChar"/>
         </w:rPr>
-        <w:t xml:space="preserve">#&gt; LAPACK: /usr/lib/liblapack.so.3.12.0  LAPACK version 3.12.0</w:t>
+        <w:t xml:space="preserve">#&gt; LAPACK: /usr/lib/x86_64-linux-gnu/lapack/liblapack.so.3.12.1;  LAPACK version 3.12.0</w:t>
       </w:r>
       <w:r>
         <w:br/>
@@ -8511,7 +12458,7 @@
         <w:rPr>
           <w:rStyle w:val="VerbatimChar"/>
         </w:rPr>
-        <w:t xml:space="preserve">#&gt;  [1] LC_CTYPE=en_GB.UTF-8       LC_NUMERIC=C              </w:t>
+        <w:t xml:space="preserve">#&gt;  [1] LC_CTYPE=en_US.UTF-8       LC_NUMERIC=C              </w:t>
       </w:r>
       <w:r>
         <w:br/>
@@ -8520,7 +12467,7 @@
         <w:rPr>
           <w:rStyle w:val="VerbatimChar"/>
         </w:rPr>
-        <w:t xml:space="preserve">#&gt;  [3] LC_TIME=de_DE.UTF-8        LC_COLLATE=en_GB.UTF-8    </w:t>
+        <w:t xml:space="preserve">#&gt;  [3] LC_TIME=en_US.UTF-8        LC_COLLATE=en_US.UTF-8    </w:t>
       </w:r>
       <w:r>
         <w:br/>
@@ -8529,7 +12476,7 @@
         <w:rPr>
           <w:rStyle w:val="VerbatimChar"/>
         </w:rPr>
-        <w:t xml:space="preserve">#&gt;  [5] LC_MONETARY=de_DE.UTF-8    LC_MESSAGES=en_GB.UTF-8   </w:t>
+        <w:t xml:space="preserve">#&gt;  [5] LC_MONETARY=en_US.UTF-8    LC_MESSAGES=en_US.UTF-8   </w:t>
       </w:r>
       <w:r>
         <w:br/>
@@ -8538,7 +12485,7 @@
         <w:rPr>
           <w:rStyle w:val="VerbatimChar"/>
         </w:rPr>
-        <w:t xml:space="preserve">#&gt;  [7] LC_PAPER=de_DE.UTF-8       LC_NAME=C                 </w:t>
+        <w:t xml:space="preserve">#&gt;  [7] LC_PAPER=en_US.UTF-8       LC_NAME=C                 </w:t>
       </w:r>
       <w:r>
         <w:br/>
@@ -8556,7 +12503,7 @@
         <w:rPr>
           <w:rStyle w:val="VerbatimChar"/>
         </w:rPr>
-        <w:t xml:space="preserve">#&gt; [11] LC_MEASUREMENT=de_DE.UTF-8 LC_IDENTIFICATION=C       </w:t>
+        <w:t xml:space="preserve">#&gt; [11] LC_MEASUREMENT=en_US.UTF-8 LC_IDENTIFICATION=C       </w:t>
       </w:r>
       <w:r>
         <w:br/>
@@ -8574,7 +12521,7 @@
         <w:rPr>
           <w:rStyle w:val="VerbatimChar"/>
         </w:rPr>
-        <w:t xml:space="preserve">#&gt; time zone: Europe/Berlin</w:t>
+        <w:t xml:space="preserve">#&gt; time zone: Europe/Zurich</w:t>
       </w:r>
       <w:r>
         <w:br/>
@@ -8637,7 +12584,7 @@
         <w:rPr>
           <w:rStyle w:val="VerbatimChar"/>
         </w:rPr>
-        <w:t xml:space="preserve">#&gt;  [1] kableExtra_1.4.0  knitr_1.50        DescTools_0.99.60 infer_1.0.9      </w:t>
+        <w:t xml:space="preserve">#&gt;  [1] kableExtra_1.4.0  knitr_1.50        DescTools_0.99.60 infer_1.1.0      </w:t>
       </w:r>
       <w:r>
         <w:br/>
@@ -8700,7 +12647,7 @@
         <w:rPr>
           <w:rStyle w:val="VerbatimChar"/>
         </w:rPr>
-        <w:t xml:space="preserve">#&gt;  [5] tzdb_0.5.0         vctrs_0.6.5        tools_4.5.2        generics_0.1.4    </w:t>
+        <w:t xml:space="preserve">#&gt;  [5] tzdb_0.5.0         vctrs_0.6.5        tools_4.5.1        generics_0.1.4    </w:t>
       </w:r>
       <w:r>
         <w:br/>
@@ -8709,7 +12656,7 @@
         <w:rPr>
           <w:rStyle w:val="VerbatimChar"/>
         </w:rPr>
-        <w:t xml:space="preserve">#&gt;  [9] proxy_0.4-27       pkgconfig_2.0.3    Matrix_1.7-4       data.table_1.18.0 </w:t>
+        <w:t xml:space="preserve">#&gt;  [9] proxy_0.4-27       pkgconfig_2.0.3    Matrix_1.7-3       data.table_1.17.8 </w:t>
       </w:r>
       <w:r>
         <w:br/>
@@ -8727,7 +12674,7 @@
         <w:rPr>
           <w:rStyle w:val="VerbatimChar"/>
         </w:rPr>
-        <w:t xml:space="preserve">#&gt; [17] rootSolve_1.8.2.4  compiler_4.5.2     farver_2.1.2       textshaping_1.0.4 </w:t>
+        <w:t xml:space="preserve">#&gt; [17] rootSolve_1.8.2.4  compiler_4.5.1     farver_2.1.2       textshaping_1.0.4 </w:t>
       </w:r>
       <w:r>
         <w:br/>
@@ -8745,7 +12692,7 @@
         <w:rPr>
           <w:rStyle w:val="VerbatimChar"/>
         </w:rPr>
-        <w:t xml:space="preserve">#&gt; [25] pillar_1.11.1      MASS_7.3-65        boot_1.3-32        tidyselect_1.2.1  </w:t>
+        <w:t xml:space="preserve">#&gt; [25] pillar_1.11.1      MASS_7.3-65        boot_1.3-31        tidyselect_1.2.1  </w:t>
       </w:r>
       <w:r>
         <w:br/>
@@ -8763,7 +12710,7 @@
         <w:rPr>
           <w:rStyle w:val="VerbatimChar"/>
         </w:rPr>
-        <w:t xml:space="preserve">#&gt; [33] fastmap_1.2.0      grid_4.5.2         lmom_3.2           expm_1.0-0        </w:t>
+        <w:t xml:space="preserve">#&gt; [33] fastmap_1.2.0      grid_4.5.1         lmom_3.2           expm_1.0-0        </w:t>
       </w:r>
       <w:r>
         <w:br/>
@@ -8772,7 +12719,7 @@
         <w:rPr>
           <w:rStyle w:val="VerbatimChar"/>
         </w:rPr>
-        <w:t xml:space="preserve">#&gt; [37] cli_3.6.5          magrittr_2.0.4     dichromat_2.0-0.1  e1071_1.7-16      </w:t>
+        <w:t xml:space="preserve">#&gt; [37] cli_3.6.5          magrittr_2.0.4     e1071_1.7-16       withr_3.0.2       </w:t>
       </w:r>
       <w:r>
         <w:br/>
@@ -8781,7 +12728,7 @@
         <w:rPr>
           <w:rStyle w:val="VerbatimChar"/>
         </w:rPr>
-        <w:t xml:space="preserve">#&gt; [41] withr_3.0.2        scales_1.4.0       timechange_0.3.0   rmarkdown_2.30    </w:t>
+        <w:t xml:space="preserve">#&gt; [41] scales_1.4.0       timechange_0.3.0   rmarkdown_2.30     httr_1.4.7        </w:t>
       </w:r>
       <w:r>
         <w:br/>
@@ -8790,7 +12737,7 @@
         <w:rPr>
           <w:rStyle w:val="VerbatimChar"/>
         </w:rPr>
-        <w:t xml:space="preserve">#&gt; [45] httr_1.4.7         cellranger_1.1.0   ragg_1.5.0         hms_1.1.4         </w:t>
+        <w:t xml:space="preserve">#&gt; [45] cellranger_1.1.0   ragg_1.5.0         hms_1.1.4          evaluate_1.0.5    </w:t>
       </w:r>
       <w:r>
         <w:br/>
@@ -8799,7 +12746,7 @@
         <w:rPr>
           <w:rStyle w:val="VerbatimChar"/>
         </w:rPr>
-        <w:t xml:space="preserve">#&gt; [49] evaluate_1.0.5     haven_2.5.5        viridisLite_0.4.2  rlang_1.1.6       </w:t>
+        <w:t xml:space="preserve">#&gt; [49] haven_2.5.5        viridisLite_0.4.2  rlang_1.1.6        Rcpp_1.1.0        </w:t>
       </w:r>
       <w:r>
         <w:br/>
@@ -8808,7 +12755,7 @@
         <w:rPr>
           <w:rStyle w:val="VerbatimChar"/>
         </w:rPr>
-        <w:t xml:space="preserve">#&gt; [53] Rcpp_1.1.0         glue_1.8.0         xml2_1.5.1         svglite_2.2.2     </w:t>
+        <w:t xml:space="preserve">#&gt; [53] glue_1.8.0         xml2_1.5.1         svglite_2.2.2      rstudioapi_0.17.1 </w:t>
       </w:r>
       <w:r>
         <w:br/>
@@ -8817,7 +12764,7 @@
         <w:rPr>
           <w:rStyle w:val="VerbatimChar"/>
         </w:rPr>
-        <w:t xml:space="preserve">#&gt; [57] rstudioapi_0.17.1  jsonlite_2.0.0     R6_2.6.1           texreg_1.39.4     </w:t>
+        <w:t xml:space="preserve">#&gt; [57] jsonlite_2.0.0     R6_2.6.1           texreg_1.39.5      systemfonts_1.3.1 </w:t>
       </w:r>
       <w:r>
         <w:br/>
@@ -8826,7 +12773,7 @@
         <w:rPr>
           <w:rStyle w:val="VerbatimChar"/>
         </w:rPr>
-        <w:t xml:space="preserve">#&gt; [61] systemfonts_1.3.1  fs_1.6.6</w:t>
+        <w:t xml:space="preserve">#&gt; [61] fs_1.6.6</w:t>
       </w:r>
     </w:p>
     <w:p>
@@ -8837,7 +12784,7 @@
         <w:rPr>
           <w:rStyle w:val="VerbatimChar"/>
         </w:rPr>
-        <w:t xml:space="preserve">#&gt; [1] "2026-01-02 17:22:09 CET"</w:t>
+        <w:t xml:space="preserve">#&gt; [1] "2026-01-08 12:32:51 CET"</w:t>
       </w:r>
     </w:p>
     <w:p>
@@ -8848,7 +12795,7 @@
         <w:rPr>
           <w:rStyle w:val="VerbatimChar"/>
         </w:rPr>
-        <w:t xml:space="preserve">#&gt; Time difference of 52.30001 secs</w:t>
+        <w:t xml:space="preserve">#&gt; Time difference of 54.69268 secs</w:t>
       </w:r>
     </w:p>
     <w:bookmarkEnd w:id="113"/>
